--- a/Pond_Catchment_Analysis_Report.docx
+++ b/Pond_Catchment_Analysis_Report.docx
@@ -98,7 +98,7 @@
         <w:rPr>
           <w:color w:val="1E1E1E"/>
         </w:rPr>
-        <w:t>https://github.com/chaitanyakumar-CSD/Pond_catchment_analysis</w:t>
+        <w:t>https://github.com/chaitanyakumarAI/Pond_catchment_analysis.git</w:t>
       </w:r>
     </w:p>
     <w:p>

--- a/Pond_Catchment_Analysis_Report.docx
+++ b/Pond_Catchment_Analysis_Report.docx
@@ -116,7 +116,7 @@
         <w:rPr>
           <w:color w:val="1E1E1E"/>
         </w:rPr>
-        <w:t>http://localhost:5050/analyzeContour (Public API / Local Server)</w:t>
+        <w:t>http://10.1.75.51:5237/analyzeContour (and /findCatchment)</w:t>
       </w:r>
     </w:p>
     <w:p>
@@ -128,13 +128,13 @@
           <w:b/>
           <w:color w:val="1E1E1E"/>
         </w:rPr>
-        <w:t xml:space="preserve">Interactive Dashboard Web URL: </w:t>
+        <w:t xml:space="preserve">Live Dashboard Web URL: </w:t>
       </w:r>
       <w:r>
         <w:rPr>
           <w:color w:val="1E1E1E"/>
         </w:rPr>
-        <w:t>http://localhost:5050/</w:t>
+        <w:t>http://10.1.75.51:5237/</w:t>
       </w:r>
     </w:p>
     <w:p>

--- a/Pond_Catchment_Analysis_Report.docx
+++ b/Pond_Catchment_Analysis_Report.docx
@@ -116,7 +116,7 @@
         <w:rPr>
           <w:color w:val="1E1E1E"/>
         </w:rPr>
-        <w:t>http://10.1.75.51:5237/analyzeContour (and /findCatchment)</w:t>
+        <w:t>http://localhost:5050/analyzeContour (and /findCatchment)</w:t>
       </w:r>
     </w:p>
     <w:p>
@@ -128,13 +128,13 @@
           <w:b/>
           <w:color w:val="1E1E1E"/>
         </w:rPr>
-        <w:t xml:space="preserve">Live Dashboard Web URL: </w:t>
+        <w:t xml:space="preserve">Interactive Dashboard Web URL: </w:t>
       </w:r>
       <w:r>
         <w:rPr>
           <w:color w:val="1E1E1E"/>
         </w:rPr>
-        <w:t>http://10.1.75.51:5237/</w:t>
+        <w:t>http://localhost:5050/</w:t>
       </w:r>
     </w:p>
     <w:p>

--- a/Pond_Catchment_Analysis_Report.docx
+++ b/Pond_Catchment_Analysis_Report.docx
@@ -116,7 +116,7 @@
         <w:rPr>
           <w:color w:val="1E1E1E"/>
         </w:rPr>
-        <w:t>http://localhost:5050/analyzeContour (and /findCatchment)</w:t>
+        <w:t>http://10.1.75.51:5050/analyzeContour (or http://10.1.75.51:5000/analyzeContour)</w:t>
       </w:r>
     </w:p>
     <w:p>
@@ -128,13 +128,13 @@
           <w:b/>
           <w:color w:val="1E1E1E"/>
         </w:rPr>
-        <w:t xml:space="preserve">Interactive Dashboard Web URL: </w:t>
+        <w:t xml:space="preserve">Live Server Base URL: </w:t>
       </w:r>
       <w:r>
         <w:rPr>
           <w:color w:val="1E1E1E"/>
         </w:rPr>
-        <w:t>http://localhost:5050/</w:t>
+        <w:t>http://10.1.75.51:5050/</w:t>
       </w:r>
     </w:p>
     <w:p>

--- a/Pond_Catchment_Analysis_Report.docx
+++ b/Pond_Catchment_Analysis_Report.docx
@@ -110,13 +110,13 @@
           <w:b/>
           <w:color w:val="1E1E1E"/>
         </w:rPr>
-        <w:t xml:space="preserve">Working API Route URL: </w:t>
+        <w:t xml:space="preserve">Working Live API Route URL: </w:t>
       </w:r>
       <w:r>
         <w:rPr>
           <w:color w:val="1E1E1E"/>
         </w:rPr>
-        <w:t>http://10.1.75.51:5050/analyzeContour (or http://10.1.75.51:5000/analyzeContour)</w:t>
+        <w:t>http://10.1.75.51:5237/analyzeContour (and http://10.1.75.51:5237/findCatchment)</w:t>
       </w:r>
     </w:p>
     <w:p>
@@ -128,13 +128,13 @@
           <w:b/>
           <w:color w:val="1E1E1E"/>
         </w:rPr>
-        <w:t xml:space="preserve">Live Server Base URL: </w:t>
+        <w:t xml:space="preserve">Live Dashboard URL: </w:t>
       </w:r>
       <w:r>
         <w:rPr>
           <w:color w:val="1E1E1E"/>
         </w:rPr>
-        <w:t>http://10.1.75.51:5050/</w:t>
+        <w:t>http://10.1.75.51:5237/</w:t>
       </w:r>
     </w:p>
     <w:p>

--- a/Pond_Catchment_Analysis_Report.docx
+++ b/Pond_Catchment_Analysis_Report.docx
@@ -10,9 +10,9 @@
         <w:rPr>
           <w:b/>
           <w:color w:val="06B6D4"/>
-          <w:sz w:val="24"/>
+          <w:sz w:val="22"/>
         </w:rPr>
-        <w:t>COURSE: COMPUTER SYSTEM DESIGN (CSD)</w:t>
+        <w:t>COMPUTER SYSTEM DESIGN (CSD)</w:t>
       </w:r>
     </w:p>
     <w:p>
@@ -23,369 +23,507 @@
         <w:rPr>
           <w:b/>
           <w:color w:val="10B981"/>
-          <w:sz w:val="40"/>
+          <w:sz w:val="38"/>
         </w:rPr>
-        <w:t>POND CATCHMENT ANALYSIS &amp; TERRAIN ENGINE API REPORT</w:t>
+        <w:t>Pond Catchment Analysis — Phase 1 Report</w:t>
       </w:r>
     </w:p>
     <w:p>
       <w:pPr>
-        <w:spacing w:after="240"/>
+        <w:spacing w:after="200"/>
       </w:pPr>
     </w:p>
     <w:p>
       <w:pPr>
-        <w:keepNext/>
-        <w:spacing w:before="320" w:after="120"/>
+        <w:spacing w:after="100" w:line="276" w:lineRule="auto"/>
       </w:pPr>
       <w:r>
         <w:rPr>
           <w:b/>
-          <w:color w:val="10B981"/>
-          <w:sz w:val="30"/>
+          <w:color w:val="141414"/>
         </w:rPr>
-        <w:t>1. Student &amp; Project Overview</w:t>
-      </w:r>
-    </w:p>
-    <w:p>
-      <w:pPr>
-        <w:spacing w:after="120" w:line="276" w:lineRule="auto"/>
-      </w:pPr>
-      <w:r>
-        <w:rPr>
-          <w:b/>
-          <w:color w:val="1E1E1E"/>
-        </w:rPr>
-        <w:t xml:space="preserve">Student Name: </w:t>
+        <w:t xml:space="preserve">Student Name:   </w:t>
       </w:r>
       <w:r>
         <w:rPr>
-          <w:color w:val="1E1E1E"/>
+          <w:color w:val="505050"/>
         </w:rPr>
         <w:t>Ranga Chandra Naga Venkata Chaitanya Kumar</w:t>
       </w:r>
     </w:p>
     <w:p>
       <w:pPr>
-        <w:spacing w:after="120" w:line="276" w:lineRule="auto"/>
+        <w:spacing w:after="100" w:line="276" w:lineRule="auto"/>
       </w:pPr>
       <w:r>
         <w:rPr>
           <w:b/>
-          <w:color w:val="1E1E1E"/>
+          <w:color w:val="141414"/>
         </w:rPr>
-        <w:t xml:space="preserve">Roll Number: </w:t>
+        <w:t xml:space="preserve">Roll Number:   </w:t>
       </w:r>
       <w:r>
         <w:rPr>
-          <w:color w:val="1E1E1E"/>
+          <w:color w:val="505050"/>
         </w:rPr>
         <w:t>12341740</w:t>
       </w:r>
     </w:p>
     <w:p>
       <w:pPr>
-        <w:spacing w:after="120" w:line="276" w:lineRule="auto"/>
+        <w:spacing w:after="100" w:line="276" w:lineRule="auto"/>
       </w:pPr>
       <w:r>
         <w:rPr>
           <w:b/>
-          <w:color w:val="1E1E1E"/>
+          <w:color w:val="141414"/>
         </w:rPr>
-        <w:t xml:space="preserve">GitHub Repository Link: </w:t>
+        <w:t xml:space="preserve">GitHub Repository:   </w:t>
       </w:r>
       <w:r>
         <w:rPr>
-          <w:color w:val="1E1E1E"/>
+          <w:color w:val="505050"/>
         </w:rPr>
         <w:t>https://github.com/chaitanyakumarAI/Pond_catchment_analysis.git</w:t>
       </w:r>
     </w:p>
     <w:p>
       <w:pPr>
-        <w:spacing w:after="120" w:line="276" w:lineRule="auto"/>
+        <w:spacing w:after="100" w:line="276" w:lineRule="auto"/>
       </w:pPr>
       <w:r>
         <w:rPr>
           <w:b/>
-          <w:color w:val="1E1E1E"/>
+          <w:color w:val="141414"/>
         </w:rPr>
-        <w:t xml:space="preserve">Working Live API Route URL: </w:t>
+        <w:t xml:space="preserve">Working Live API URL:   </w:t>
       </w:r>
       <w:r>
         <w:rPr>
-          <w:color w:val="1E1E1E"/>
+          <w:color w:val="505050"/>
         </w:rPr>
-        <w:t>http://10.1.75.51:5237/analyzeContour (and http://10.1.75.51:5237/findCatchment)</w:t>
+        <w:t>http://10.1.75.51:5237/analyzeContour</w:t>
       </w:r>
     </w:p>
     <w:p>
       <w:pPr>
-        <w:spacing w:after="120" w:line="276" w:lineRule="auto"/>
-      </w:pPr>
-      <w:r>
-        <w:rPr>
-          <w:b/>
-          <w:color w:val="1E1E1E"/>
-        </w:rPr>
-        <w:t xml:space="preserve">Live Dashboard URL: </w:t>
-      </w:r>
-      <w:r>
-        <w:rPr>
-          <w:color w:val="1E1E1E"/>
-        </w:rPr>
-        <w:t>http://10.1.75.51:5237/</w:t>
-      </w:r>
-    </w:p>
-    <w:p>
-      <w:pPr>
-        <w:keepNext/>
-        <w:spacing w:before="320" w:after="120"/>
+        <w:spacing w:before="360" w:after="120"/>
       </w:pPr>
       <w:r>
         <w:rPr>
           <w:b/>
           <w:color w:val="10B981"/>
-          <w:sz w:val="30"/>
+          <w:sz w:val="28"/>
         </w:rPr>
-        <w:t>2. Terrain Analysis &amp; Catchment Estimation Approach</w:t>
+        <w:t>1.  API Route — POST /analyzeContour</w:t>
       </w:r>
     </w:p>
     <w:p>
       <w:pPr>
-        <w:spacing w:after="120" w:line="276" w:lineRule="auto"/>
+        <w:spacing w:after="100" w:line="276" w:lineRule="auto"/>
       </w:pPr>
       <w:r>
         <w:rPr>
-          <w:color w:val="1E1E1E"/>
+          <w:color w:val="505050"/>
         </w:rPr>
-        <w:t>The core engine processes arbitrary elevation contour maps (.KML and .KMZ formats) through a multi-stage scientific pipeline without hardcoding geographical parameters:</w:t>
+        <w:t>Accepts a KML or KMZ contour map file upload via multipart/form-data and returns full terrain analysis and catchment estimation in structured JSON.</w:t>
       </w:r>
     </w:p>
     <w:p>
       <w:pPr>
-        <w:spacing w:after="120" w:line="276" w:lineRule="auto"/>
-      </w:pPr>
-      <w:r>
-        <w:rPr>
-          <w:b/>
-          <w:color w:val="1E1E1E"/>
-        </w:rPr>
-        <w:t xml:space="preserve">A. Generalized KML/KMZ Parsing: </w:t>
-      </w:r>
-      <w:r>
-        <w:rPr>
-          <w:color w:val="1E1E1E"/>
-        </w:rPr>
-        <w:t>Parses Placemark LineStrings, Polygons, and ExtendedData elements. Coordinates (longitude, latitude, elevation) are extracted dynamically and converted to physical meter extents using the Haversine formula.</w:t>
-      </w:r>
-    </w:p>
-    <w:p>
-      <w:pPr>
-        <w:spacing w:after="120" w:line="276" w:lineRule="auto"/>
-      </w:pPr>
-      <w:r>
-        <w:rPr>
-          <w:b/>
-          <w:color w:val="1E1E1E"/>
-        </w:rPr>
-        <w:t xml:space="preserve">B. Digital Elevation Model (DEM) Generation: </w:t>
-      </w:r>
-      <w:r>
-        <w:rPr>
-          <w:color w:val="1E1E1E"/>
-        </w:rPr>
-        <w:t>Constructs a 2D regular grid across the bounding box and interpolates elevations using scipy.interpolate.griddata (linear interpolation with nearest fallback). A 2D Gaussian filter (sigma=1.0) is applied to remove micro-interpolation artifacts.</w:t>
-      </w:r>
-    </w:p>
-    <w:p>
-      <w:pPr>
-        <w:spacing w:after="120" w:line="276" w:lineRule="auto"/>
-      </w:pPr>
-      <w:r>
-        <w:rPr>
-          <w:b/>
-          <w:color w:val="1E1E1E"/>
-        </w:rPr>
-        <w:t xml:space="preserve">C. Slope &amp; D8 Flow Direction Analysis: </w:t>
-      </w:r>
-      <w:r>
-        <w:rPr>
-          <w:color w:val="1E1E1E"/>
-        </w:rPr>
-        <w:t>Computes terrain slope angle in degrees and assigns 8-direction (D8) flow vectors pointing along the steepest downward gradient for each cell.</w:t>
-      </w:r>
-    </w:p>
-    <w:p>
-      <w:pPr>
-        <w:spacing w:after="120" w:line="276" w:lineRule="auto"/>
-      </w:pPr>
-      <w:r>
-        <w:rPr>
-          <w:b/>
-          <w:color w:val="1E1E1E"/>
-        </w:rPr>
-        <w:t xml:space="preserve">D. Flow Accumulation Matrix: </w:t>
-      </w:r>
-      <w:r>
-        <w:rPr>
-          <w:color w:val="1E1E1E"/>
-        </w:rPr>
-        <w:t>Traverses D8 flow paths in descending elevation order to calculate cumulative upstream cell counts for every grid cell, revealing natural drainage channels.</w:t>
-      </w:r>
-    </w:p>
-    <w:p>
-      <w:pPr>
-        <w:spacing w:after="120" w:line="276" w:lineRule="auto"/>
-      </w:pPr>
-      <w:r>
-        <w:rPr>
-          <w:b/>
-          <w:color w:val="1E1E1E"/>
-        </w:rPr>
-        <w:t xml:space="preserve">E. Optimal Pond Site Selection: </w:t>
-      </w:r>
-      <w:r>
-        <w:rPr>
-          <w:color w:val="1E1E1E"/>
-        </w:rPr>
-        <w:t>Evaluates a multi-factor Pond Suitability Index (PSI = 0.50 * NormFA + 0.35 * (1 - NormZ) + 0.15 * (1 - NormSlope)) to select the optimal pond location site.</w:t>
-      </w:r>
-    </w:p>
-    <w:p>
-      <w:pPr>
-        <w:spacing w:after="120" w:line="276" w:lineRule="auto"/>
-      </w:pPr>
-      <w:r>
-        <w:rPr>
-          <w:b/>
-          <w:color w:val="1E1E1E"/>
-        </w:rPr>
-        <w:t xml:space="preserve">F. Upstream Catchment Delineation: </w:t>
-      </w:r>
-      <w:r>
-        <w:rPr>
-          <w:color w:val="1E1E1E"/>
-        </w:rPr>
-        <w:t>Performs reverse flow-path tracing from the selected pond site to identify all contributing upstream cells, forming the watershed polygon and computing area (m², hectares, acres).</w:t>
-      </w:r>
-    </w:p>
-    <w:p>
-      <w:pPr>
-        <w:spacing w:after="120" w:line="276" w:lineRule="auto"/>
-      </w:pPr>
-      <w:r>
-        <w:rPr>
-          <w:b/>
-          <w:color w:val="1E1E1E"/>
-        </w:rPr>
-        <w:t xml:space="preserve">G. Hydrological Storage Sizing: </w:t>
-      </w:r>
-      <w:r>
-        <w:rPr>
-          <w:color w:val="1E1E1E"/>
-        </w:rPr>
-        <w:t>Estimates annual runoff volume Q = C * P * A (Rational Method) and calculates recommended pond dimensions and storage capacity.</w:t>
-      </w:r>
-    </w:p>
-    <w:p>
-      <w:pPr>
-        <w:keepNext/>
-        <w:spacing w:before="320" w:after="120"/>
-      </w:pPr>
-      <w:r>
-        <w:rPr>
-          <w:b/>
-          <w:color w:val="10B981"/>
-          <w:sz w:val="30"/>
-        </w:rPr>
-        <w:t>3. API Documentation &amp; Specifications</w:t>
-      </w:r>
-    </w:p>
-    <w:p>
-      <w:pPr>
-        <w:keepNext/>
-        <w:spacing w:before="240" w:after="80"/>
+        <w:spacing w:before="200" w:after="80"/>
       </w:pPr>
       <w:r>
         <w:rPr>
           <w:b/>
           <w:color w:val="06B6D4"/>
-          <w:sz w:val="25"/>
+          <w:sz w:val="23"/>
         </w:rPr>
-        <w:t>Endpoint 1: POST /analyzeContour (and POST /findCatchment)</w:t>
-      </w:r>
-    </w:p>
-    <w:p>
-      <w:pPr>
-        <w:spacing w:after="120" w:line="276" w:lineRule="auto"/>
-      </w:pPr>
-      <w:r>
-        <w:rPr>
-          <w:color w:val="1E1E1E"/>
-        </w:rPr>
-        <w:t>Accepts KML or KMZ contour map file upload and returns full catchment analysis in JSON format.</w:t>
-      </w:r>
-    </w:p>
-    <w:p>
-      <w:pPr>
-        <w:spacing w:after="120" w:line="276" w:lineRule="auto"/>
-      </w:pPr>
-      <w:r>
-        <w:rPr>
-          <w:b/>
-          <w:color w:val="1E1E1E"/>
-        </w:rPr>
-        <w:t xml:space="preserve">Request Format: </w:t>
-      </w:r>
-      <w:r>
-        <w:rPr>
-          <w:color w:val="1E1E1E"/>
-        </w:rPr>
-        <w:t>multipart/form-data with key 'file' or 'contour_file' containing .kml/.kmz file.</w:t>
-      </w:r>
-    </w:p>
-    <w:p>
-      <w:pPr>
-        <w:spacing w:after="120" w:line="276" w:lineRule="auto"/>
-      </w:pPr>
-      <w:r>
-        <w:rPr>
-          <w:color w:val="1E1E1E"/>
-        </w:rPr>
-        <w:t>Sample JSON Response Output:</w:t>
+        <w:t>Endpoint Details</w:t>
       </w:r>
     </w:p>
     <w:tbl>
       <w:tblPr>
         <w:tblW w:type="auto" w:w="0"/>
-        <w:jc w:val="center"/>
+        <w:jc w:val="left"/>
         <w:tblLook w:firstColumn="1" w:firstRow="1" w:lastColumn="0" w:lastRow="0" w:noHBand="0" w:noVBand="1" w:val="04A0"/>
       </w:tblPr>
       <w:tblGrid>
-        <w:gridCol w:w="9360"/>
+        <w:gridCol w:w="4536"/>
+        <w:gridCol w:w="4536"/>
       </w:tblGrid>
       <w:tr>
         <w:tc>
           <w:tcPr>
-            <w:tcW w:type="dxa" w:w="9360"/>
-            <w:shd w:fill="F4F5F7"/>
+            <w:tcW w:type="dxa" w:w="4536"/>
+            <w:shd w:fill="0D9168"/>
             <w:tcMar>
-              <w:top w:w="100" w:type="dxa"/>
-              <w:bottom w:w="100" w:type="dxa"/>
-              <w:left w:w="150" w:type="dxa"/>
-              <w:right w:w="150" w:type="dxa"/>
+              <w:top w:w="80" w:type="dxa"/>
+              <w:bottom w:w="80" w:type="dxa"/>
+              <w:left w:w="120" w:type="dxa"/>
+              <w:right w:w="120" w:type="dxa"/>
+            </w:tcMar>
+          </w:tcPr>
+          <w:p>
+            <w:r>
+              <w:rPr>
+                <w:b/>
+                <w:color w:val="FFFFFF"/>
+                <w:sz w:val="18"/>
+              </w:rPr>
+              <w:t>Property</w:t>
+            </w:r>
+          </w:p>
+        </w:tc>
+        <w:tc>
+          <w:tcPr>
+            <w:tcW w:type="dxa" w:w="4536"/>
+            <w:shd w:fill="0D9168"/>
+            <w:tcMar>
+              <w:top w:w="80" w:type="dxa"/>
+              <w:bottom w:w="80" w:type="dxa"/>
+              <w:left w:w="120" w:type="dxa"/>
+              <w:right w:w="120" w:type="dxa"/>
+            </w:tcMar>
+          </w:tcPr>
+          <w:p>
+            <w:r>
+              <w:rPr>
+                <w:b/>
+                <w:color w:val="FFFFFF"/>
+                <w:sz w:val="18"/>
+              </w:rPr>
+              <w:t>Value</w:t>
+            </w:r>
+          </w:p>
+        </w:tc>
+      </w:tr>
+      <w:tr>
+        <w:tc>
+          <w:tcPr>
+            <w:tcW w:type="dxa" w:w="4536"/>
+            <w:shd w:fill="F4FBF8"/>
+            <w:tcMar>
+              <w:top w:w="80" w:type="dxa"/>
+              <w:bottom w:w="80" w:type="dxa"/>
+              <w:left w:w="120" w:type="dxa"/>
+              <w:right w:w="120" w:type="dxa"/>
+            </w:tcMar>
+          </w:tcPr>
+          <w:p>
+            <w:r>
+              <w:rPr>
+                <w:color w:val="505050"/>
+                <w:sz w:val="18"/>
+              </w:rPr>
+              <w:t>Method</w:t>
+            </w:r>
+          </w:p>
+        </w:tc>
+        <w:tc>
+          <w:tcPr>
+            <w:tcW w:type="dxa" w:w="4536"/>
+            <w:shd w:fill="F4FBF8"/>
+            <w:tcMar>
+              <w:top w:w="80" w:type="dxa"/>
+              <w:bottom w:w="80" w:type="dxa"/>
+              <w:left w:w="120" w:type="dxa"/>
+              <w:right w:w="120" w:type="dxa"/>
+            </w:tcMar>
+          </w:tcPr>
+          <w:p>
+            <w:r>
+              <w:rPr>
+                <w:color w:val="505050"/>
+                <w:sz w:val="18"/>
+              </w:rPr>
+              <w:t>POST</w:t>
+            </w:r>
+          </w:p>
+        </w:tc>
+      </w:tr>
+      <w:tr>
+        <w:tc>
+          <w:tcPr>
+            <w:tcW w:type="dxa" w:w="4536"/>
+            <w:shd w:fill="FFFFFF"/>
+            <w:tcMar>
+              <w:top w:w="80" w:type="dxa"/>
+              <w:bottom w:w="80" w:type="dxa"/>
+              <w:left w:w="120" w:type="dxa"/>
+              <w:right w:w="120" w:type="dxa"/>
+            </w:tcMar>
+          </w:tcPr>
+          <w:p>
+            <w:r>
+              <w:rPr>
+                <w:color w:val="505050"/>
+                <w:sz w:val="18"/>
+              </w:rPr>
+              <w:t>Route</w:t>
+            </w:r>
+          </w:p>
+        </w:tc>
+        <w:tc>
+          <w:tcPr>
+            <w:tcW w:type="dxa" w:w="4536"/>
+            <w:shd w:fill="FFFFFF"/>
+            <w:tcMar>
+              <w:top w:w="80" w:type="dxa"/>
+              <w:bottom w:w="80" w:type="dxa"/>
+              <w:left w:w="120" w:type="dxa"/>
+              <w:right w:w="120" w:type="dxa"/>
+            </w:tcMar>
+          </w:tcPr>
+          <w:p>
+            <w:r>
+              <w:rPr>
+                <w:color w:val="505050"/>
+                <w:sz w:val="18"/>
+              </w:rPr>
+              <w:t>/analyzeContour  (alias: /findCatchment)</w:t>
+            </w:r>
+          </w:p>
+        </w:tc>
+      </w:tr>
+      <w:tr>
+        <w:tc>
+          <w:tcPr>
+            <w:tcW w:type="dxa" w:w="4536"/>
+            <w:shd w:fill="F4FBF8"/>
+            <w:tcMar>
+              <w:top w:w="80" w:type="dxa"/>
+              <w:bottom w:w="80" w:type="dxa"/>
+              <w:left w:w="120" w:type="dxa"/>
+              <w:right w:w="120" w:type="dxa"/>
+            </w:tcMar>
+          </w:tcPr>
+          <w:p>
+            <w:r>
+              <w:rPr>
+                <w:color w:val="505050"/>
+                <w:sz w:val="18"/>
+              </w:rPr>
+              <w:t>Content-Type</w:t>
+            </w:r>
+          </w:p>
+        </w:tc>
+        <w:tc>
+          <w:tcPr>
+            <w:tcW w:type="dxa" w:w="4536"/>
+            <w:shd w:fill="F4FBF8"/>
+            <w:tcMar>
+              <w:top w:w="80" w:type="dxa"/>
+              <w:bottom w:w="80" w:type="dxa"/>
+              <w:left w:w="120" w:type="dxa"/>
+              <w:right w:w="120" w:type="dxa"/>
+            </w:tcMar>
+          </w:tcPr>
+          <w:p>
+            <w:r>
+              <w:rPr>
+                <w:color w:val="505050"/>
+                <w:sz w:val="18"/>
+              </w:rPr>
+              <w:t>multipart/form-data</w:t>
+            </w:r>
+          </w:p>
+        </w:tc>
+      </w:tr>
+      <w:tr>
+        <w:tc>
+          <w:tcPr>
+            <w:tcW w:type="dxa" w:w="4536"/>
+            <w:shd w:fill="FFFFFF"/>
+            <w:tcMar>
+              <w:top w:w="80" w:type="dxa"/>
+              <w:bottom w:w="80" w:type="dxa"/>
+              <w:left w:w="120" w:type="dxa"/>
+              <w:right w:w="120" w:type="dxa"/>
+            </w:tcMar>
+          </w:tcPr>
+          <w:p>
+            <w:r>
+              <w:rPr>
+                <w:color w:val="505050"/>
+                <w:sz w:val="18"/>
+              </w:rPr>
+              <w:t>File Parameter</w:t>
+            </w:r>
+          </w:p>
+        </w:tc>
+        <w:tc>
+          <w:tcPr>
+            <w:tcW w:type="dxa" w:w="4536"/>
+            <w:shd w:fill="FFFFFF"/>
+            <w:tcMar>
+              <w:top w:w="80" w:type="dxa"/>
+              <w:bottom w:w="80" w:type="dxa"/>
+              <w:left w:w="120" w:type="dxa"/>
+              <w:right w:w="120" w:type="dxa"/>
+            </w:tcMar>
+          </w:tcPr>
+          <w:p>
+            <w:r>
+              <w:rPr>
+                <w:color w:val="505050"/>
+                <w:sz w:val="18"/>
+              </w:rPr>
+              <w:t>'file'  or  'contour_file'</w:t>
+            </w:r>
+          </w:p>
+        </w:tc>
+      </w:tr>
+      <w:tr>
+        <w:tc>
+          <w:tcPr>
+            <w:tcW w:type="dxa" w:w="4536"/>
+            <w:shd w:fill="F4FBF8"/>
+            <w:tcMar>
+              <w:top w:w="80" w:type="dxa"/>
+              <w:bottom w:w="80" w:type="dxa"/>
+              <w:left w:w="120" w:type="dxa"/>
+              <w:right w:w="120" w:type="dxa"/>
+            </w:tcMar>
+          </w:tcPr>
+          <w:p>
+            <w:r>
+              <w:rPr>
+                <w:color w:val="505050"/>
+                <w:sz w:val="18"/>
+              </w:rPr>
+              <w:t>Live URL</w:t>
+            </w:r>
+          </w:p>
+        </w:tc>
+        <w:tc>
+          <w:tcPr>
+            <w:tcW w:type="dxa" w:w="4536"/>
+            <w:shd w:fill="F4FBF8"/>
+            <w:tcMar>
+              <w:top w:w="80" w:type="dxa"/>
+              <w:bottom w:w="80" w:type="dxa"/>
+              <w:left w:w="120" w:type="dxa"/>
+              <w:right w:w="120" w:type="dxa"/>
+            </w:tcMar>
+          </w:tcPr>
+          <w:p>
+            <w:r>
+              <w:rPr>
+                <w:color w:val="505050"/>
+                <w:sz w:val="18"/>
+              </w:rPr>
+              <w:t>http://10.1.75.51:5237/analyzeContour</w:t>
+            </w:r>
+          </w:p>
+        </w:tc>
+      </w:tr>
+    </w:tbl>
+    <w:p>
+      <w:pPr>
+        <w:spacing w:after="120"/>
+      </w:pPr>
+    </w:p>
+    <w:p>
+      <w:pPr>
+        <w:spacing w:before="200" w:after="80"/>
+      </w:pPr>
+      <w:r>
+        <w:rPr>
+          <w:b/>
+          <w:color w:val="06B6D4"/>
+          <w:sz w:val="23"/>
+        </w:rPr>
+        <w:t>Sample cURL Request</w:t>
+      </w:r>
+    </w:p>
+    <w:tbl>
+      <w:tblPr>
+        <w:tblW w:type="auto" w:w="0"/>
+        <w:jc w:val="left"/>
+        <w:tblLook w:firstColumn="1" w:firstRow="1" w:lastColumn="0" w:lastRow="0" w:noHBand="0" w:noVBand="1" w:val="04A0"/>
+      </w:tblPr>
+      <w:tblGrid>
+        <w:gridCol w:w="9072"/>
+      </w:tblGrid>
+      <w:tr>
+        <w:tc>
+          <w:tcPr>
+            <w:tcW w:type="dxa" w:w="9072"/>
+            <w:shd w:fill="F0F2F5"/>
+            <w:tcMar>
+              <w:top w:w="80" w:type="dxa"/>
+              <w:bottom w:w="80" w:type="dxa"/>
+              <w:left w:w="120" w:type="dxa"/>
+              <w:right w:w="120" w:type="dxa"/>
             </w:tcMar>
           </w:tcPr>
           <w:p>
             <w:pPr>
-              <w:spacing w:line="240" w:lineRule="auto" w:after="0"/>
+              <w:spacing w:after="0"/>
             </w:pPr>
             <w:r>
               <w:rPr>
                 <w:rFonts w:ascii="Consolas" w:hAnsi="Consolas"/>
-                <w:color w:val="282828"/>
-                <w:sz w:val="17"/>
+                <w:color w:val="1E1E1E"/>
+                <w:sz w:val="16"/>
+              </w:rPr>
+              <w:t>curl -X POST http://10.1.75.51:5237/analyzeContour \</w:t>
+              <w:br/>
+              <w:t xml:space="preserve">  -F "file=@contours_1m.kml"</w:t>
+            </w:r>
+          </w:p>
+        </w:tc>
+      </w:tr>
+    </w:tbl>
+    <w:p>
+      <w:pPr>
+        <w:spacing w:after="80"/>
+      </w:pPr>
+    </w:p>
+    <w:p>
+      <w:pPr>
+        <w:spacing w:before="200" w:after="80"/>
+      </w:pPr>
+      <w:r>
+        <w:rPr>
+          <w:b/>
+          <w:color w:val="06B6D4"/>
+          <w:sz w:val="23"/>
+        </w:rPr>
+        <w:t>JSON Response Schema</w:t>
+      </w:r>
+    </w:p>
+    <w:tbl>
+      <w:tblPr>
+        <w:tblW w:type="auto" w:w="0"/>
+        <w:jc w:val="left"/>
+        <w:tblLook w:firstColumn="1" w:firstRow="1" w:lastColumn="0" w:lastRow="0" w:noHBand="0" w:noVBand="1" w:val="04A0"/>
+      </w:tblPr>
+      <w:tblGrid>
+        <w:gridCol w:w="9072"/>
+      </w:tblGrid>
+      <w:tr>
+        <w:tc>
+          <w:tcPr>
+            <w:tcW w:type="dxa" w:w="9072"/>
+            <w:shd w:fill="F0F2F5"/>
+            <w:tcMar>
+              <w:top w:w="80" w:type="dxa"/>
+              <w:bottom w:w="80" w:type="dxa"/>
+              <w:left w:w="120" w:type="dxa"/>
+              <w:right w:w="120" w:type="dxa"/>
+            </w:tcMar>
+          </w:tcPr>
+          <w:p>
+            <w:pPr>
+              <w:spacing w:after="0"/>
+            </w:pPr>
+            <w:r>
+              <w:rPr>
+                <w:rFonts w:ascii="Consolas" w:hAnsi="Consolas"/>
+                <w:color w:val="1E1E1E"/>
+                <w:sz w:val="16"/>
               </w:rPr>
               <w:t>{</w:t>
               <w:br/>
@@ -397,27 +535,21 @@
               <w:br/>
               <w:t xml:space="preserve">    "pond_location": {</w:t>
               <w:br/>
-              <w:t xml:space="preserve">      "latitude": 21.250033,</w:t>
+              <w:t xml:space="preserve">      "latitude": 21.245616, "longitude": 81.29504,</w:t>
               <w:br/>
-              <w:t xml:space="preserve">      "longitude": 81.290211,</w:t>
+              <w:t xml:space="preserve">      "elevation_m": 282.81, "suitability_score_pct": 39.7,</w:t>
               <w:br/>
-              <w:t xml:space="preserve">      "elevation_m": 268.01,</w:t>
+              <w:t xml:space="preserve">      "terrain_slope_deg": 0.55, "river_buffer_distance_m": 167.2,</w:t>
               <w:br/>
-              <w:t xml:space="preserve">      "suitability_score_pct": 68.6,</w:t>
-              <w:br/>
-              <w:t xml:space="preserve">      "terrain_slope_deg": 0.94</w:t>
+              <w:t xml:space="preserve">      "depression_depth_m": 0.665, "twi": 11.05</w:t>
               <w:br/>
               <w:t xml:space="preserve">    },</w:t>
               <w:br/>
               <w:t xml:space="preserve">    "catchment_summary": {</w:t>
               <w:br/>
-              <w:t xml:space="preserve">      "area_m2": 151450.61,</w:t>
+              <w:t xml:space="preserve">      "area_m2": 9756.71, "area_hectares": 0.98,</w:t>
               <w:br/>
-              <w:t xml:space="preserve">      "area_hectares": 15.15,</w:t>
-              <w:br/>
-              <w:t xml:space="preserve">      "area_acres": 37.42,</w:t>
-              <w:br/>
-              <w:t xml:space="preserve">      "contributing_cells": 324</w:t>
+              <w:t xml:space="preserve">      "area_acres": 2.41,  "contributing_cells": 37</w:t>
               <w:br/>
               <w:t xml:space="preserve">    },</w:t>
               <w:br/>
@@ -425,23 +557,29 @@
               <w:br/>
               <w:t xml:space="preserve">      "assumed_annual_rainfall_mm": 850,</w:t>
               <w:br/>
-              <w:t xml:space="preserve">      "estimated_annual_runoff_m3": 45056.56,</w:t>
+              <w:t xml:space="preserve">      "estimated_annual_runoff_m3": 2902.62,</w:t>
               <w:br/>
-              <w:t xml:space="preserve">      "estimated_annual_runoff_liters": 45056556.0,</w:t>
-              <w:br/>
-              <w:t xml:space="preserve">      "recommended_pond_capacity_m3": 8110.18,</w:t>
+              <w:t xml:space="preserve">      "recommended_pond_capacity_m3": 522.47,</w:t>
               <w:br/>
               <w:t xml:space="preserve">      "recommended_pond_depth_m": 3.5,</w:t>
               <w:br/>
-              <w:t xml:space="preserve">      "recommended_dimensions_m": "48.1m x 48.1m"</w:t>
+              <w:t xml:space="preserve">      "recommended_dimensions_m": "12.2m x 12.2m"</w:t>
+              <w:br/>
+              <w:t xml:space="preserve">    },</w:t>
+              <w:br/>
+              <w:t xml:space="preserve">    "terrain_statistics": {</w:t>
+              <w:br/>
+              <w:t xml:space="preserve">      "min_elevation_m": 260.0, "max_elevation_m": 300.0,</w:t>
+              <w:br/>
+              <w:t xml:space="preserve">      "avg_slope_deg": 1.2,</w:t>
+              <w:br/>
+              <w:t xml:space="preserve">      "map_width_meters": 1892.4, "map_height_meters": 1543.6</w:t>
               <w:br/>
               <w:t xml:space="preserve">    },</w:t>
               <w:br/>
               <w:t xml:space="preserve">    "geojson_layers": {</w:t>
               <w:br/>
-              <w:t xml:space="preserve">      "pond_point": { "type": "Feature", "geometry": { "type": "Point", "coordinates": [81.290211, 21.250033] } },</w:t>
-              <w:br/>
-              <w:t xml:space="preserve">      "catchment_boundary": { "type": "Feature", "geometry": { "type": "Polygon", "coordinates": [...] } }</w:t>
+              <w:t xml:space="preserve">      "type": "FeatureCollection", "features": [...]</w:t>
               <w:br/>
               <w:t xml:space="preserve">    }</w:t>
               <w:br/>
@@ -455,96 +593,563 @@
     </w:tbl>
     <w:p>
       <w:pPr>
-        <w:spacing w:after="120"/>
+        <w:spacing w:after="80"/>
       </w:pPr>
     </w:p>
     <w:p>
       <w:pPr>
-        <w:keepNext/>
-        <w:spacing w:before="240" w:after="80"/>
+        <w:spacing w:before="200" w:after="80"/>
       </w:pPr>
       <w:r>
         <w:rPr>
           <w:b/>
           <w:color w:val="06B6D4"/>
-          <w:sz w:val="25"/>
+          <w:sz w:val="23"/>
         </w:rPr>
-        <w:t>Endpoint 2: GET /health</w:t>
-      </w:r>
-    </w:p>
-    <w:p>
-      <w:pPr>
-        <w:spacing w:after="120" w:line="276" w:lineRule="auto"/>
-      </w:pPr>
-      <w:r>
-        <w:rPr>
-          <w:color w:val="1E1E1E"/>
-        </w:rPr>
-        <w:t>Returns 200 OK health status for load balancers and system monitoring.</w:t>
-      </w:r>
-    </w:p>
-    <w:p>
-      <w:pPr>
-        <w:keepNext/>
-        <w:spacing w:before="320" w:after="120"/>
-      </w:pPr>
-      <w:r>
-        <w:rPr>
-          <w:b/>
-          <w:color w:val="10B981"/>
-          <w:sz w:val="30"/>
-        </w:rPr>
-        <w:t>4. Demonstration &amp; Results on Provided Sample Map (contours_1m.kml)</w:t>
-      </w:r>
-    </w:p>
-    <w:p>
-      <w:pPr>
-        <w:spacing w:after="120" w:line="276" w:lineRule="auto"/>
-      </w:pPr>
-      <w:r>
-        <w:rPr>
-          <w:color w:val="1E1E1E"/>
-        </w:rPr>
-        <w:t>The API was executed and verified against the provided contours_1m.kml dataset. The quantitative findings are summarized below:</w:t>
+        <w:t>Additional Endpoints</w:t>
       </w:r>
     </w:p>
     <w:tbl>
       <w:tblPr>
         <w:tblW w:type="auto" w:w="0"/>
-        <w:jc w:val="center"/>
+        <w:jc w:val="left"/>
         <w:tblLook w:firstColumn="1" w:firstRow="1" w:lastColumn="0" w:lastRow="0" w:noHBand="0" w:noVBand="1" w:val="04A0"/>
       </w:tblPr>
       <w:tblGrid>
-        <w:gridCol w:w="3120"/>
-        <w:gridCol w:w="3120"/>
-        <w:gridCol w:w="3120"/>
+        <w:gridCol w:w="3024"/>
+        <w:gridCol w:w="3024"/>
+        <w:gridCol w:w="3024"/>
       </w:tblGrid>
       <w:tr>
         <w:tc>
           <w:tcPr>
-            <w:tcW w:type="dxa" w:w="3120"/>
-            <w:shd w:fill="10B981"/>
+            <w:tcW w:type="dxa" w:w="3024"/>
+            <w:shd w:fill="0D9168"/>
+            <w:tcMar>
+              <w:top w:w="80" w:type="dxa"/>
+              <w:bottom w:w="80" w:type="dxa"/>
+              <w:left w:w="120" w:type="dxa"/>
+              <w:right w:w="120" w:type="dxa"/>
+            </w:tcMar>
           </w:tcPr>
           <w:p>
             <w:r>
               <w:rPr>
                 <w:b/>
                 <w:color w:val="FFFFFF"/>
+                <w:sz w:val="18"/>
               </w:rPr>
-              <w:t>Parameter / Metric</w:t>
+              <w:t>Method</w:t>
             </w:r>
           </w:p>
         </w:tc>
         <w:tc>
           <w:tcPr>
-            <w:tcW w:type="dxa" w:w="3120"/>
-            <w:shd w:fill="10B981"/>
+            <w:tcW w:type="dxa" w:w="3024"/>
+            <w:shd w:fill="0D9168"/>
+            <w:tcMar>
+              <w:top w:w="80" w:type="dxa"/>
+              <w:bottom w:w="80" w:type="dxa"/>
+              <w:left w:w="120" w:type="dxa"/>
+              <w:right w:w="120" w:type="dxa"/>
+            </w:tcMar>
           </w:tcPr>
           <w:p>
             <w:r>
               <w:rPr>
                 <w:b/>
                 <w:color w:val="FFFFFF"/>
+                <w:sz w:val="18"/>
+              </w:rPr>
+              <w:t>Route</w:t>
+            </w:r>
+          </w:p>
+        </w:tc>
+        <w:tc>
+          <w:tcPr>
+            <w:tcW w:type="dxa" w:w="3024"/>
+            <w:shd w:fill="0D9168"/>
+            <w:tcMar>
+              <w:top w:w="80" w:type="dxa"/>
+              <w:bottom w:w="80" w:type="dxa"/>
+              <w:left w:w="120" w:type="dxa"/>
+              <w:right w:w="120" w:type="dxa"/>
+            </w:tcMar>
+          </w:tcPr>
+          <w:p>
+            <w:r>
+              <w:rPr>
+                <w:b/>
+                <w:color w:val="FFFFFF"/>
+                <w:sz w:val="18"/>
+              </w:rPr>
+              <w:t>Description</w:t>
+            </w:r>
+          </w:p>
+        </w:tc>
+      </w:tr>
+      <w:tr>
+        <w:tc>
+          <w:tcPr>
+            <w:tcW w:type="dxa" w:w="3024"/>
+            <w:shd w:fill="F4FBF8"/>
+            <w:tcMar>
+              <w:top w:w="80" w:type="dxa"/>
+              <w:bottom w:w="80" w:type="dxa"/>
+              <w:left w:w="120" w:type="dxa"/>
+              <w:right w:w="120" w:type="dxa"/>
+            </w:tcMar>
+          </w:tcPr>
+          <w:p>
+            <w:r>
+              <w:rPr>
+                <w:color w:val="505050"/>
+                <w:sz w:val="18"/>
+              </w:rPr>
+              <w:t>GET</w:t>
+            </w:r>
+          </w:p>
+        </w:tc>
+        <w:tc>
+          <w:tcPr>
+            <w:tcW w:type="dxa" w:w="3024"/>
+            <w:shd w:fill="F4FBF8"/>
+            <w:tcMar>
+              <w:top w:w="80" w:type="dxa"/>
+              <w:bottom w:w="80" w:type="dxa"/>
+              <w:left w:w="120" w:type="dxa"/>
+              <w:right w:w="120" w:type="dxa"/>
+            </w:tcMar>
+          </w:tcPr>
+          <w:p>
+            <w:r>
+              <w:rPr>
+                <w:color w:val="505050"/>
+                <w:sz w:val="18"/>
+              </w:rPr>
+              <w:t>/health</w:t>
+            </w:r>
+          </w:p>
+        </w:tc>
+        <w:tc>
+          <w:tcPr>
+            <w:tcW w:type="dxa" w:w="3024"/>
+            <w:shd w:fill="F4FBF8"/>
+            <w:tcMar>
+              <w:top w:w="80" w:type="dxa"/>
+              <w:bottom w:w="80" w:type="dxa"/>
+              <w:left w:w="120" w:type="dxa"/>
+              <w:right w:w="120" w:type="dxa"/>
+            </w:tcMar>
+          </w:tcPr>
+          <w:p>
+            <w:r>
+              <w:rPr>
+                <w:color w:val="505050"/>
+                <w:sz w:val="18"/>
+              </w:rPr>
+              <w:t>Health check — returns 200 OK with service status</w:t>
+            </w:r>
+          </w:p>
+        </w:tc>
+      </w:tr>
+      <w:tr>
+        <w:tc>
+          <w:tcPr>
+            <w:tcW w:type="dxa" w:w="3024"/>
+            <w:shd w:fill="FFFFFF"/>
+            <w:tcMar>
+              <w:top w:w="80" w:type="dxa"/>
+              <w:bottom w:w="80" w:type="dxa"/>
+              <w:left w:w="120" w:type="dxa"/>
+              <w:right w:w="120" w:type="dxa"/>
+            </w:tcMar>
+          </w:tcPr>
+          <w:p>
+            <w:r>
+              <w:rPr>
+                <w:color w:val="505050"/>
+                <w:sz w:val="18"/>
+              </w:rPr>
+              <w:t>GET</w:t>
+            </w:r>
+          </w:p>
+        </w:tc>
+        <w:tc>
+          <w:tcPr>
+            <w:tcW w:type="dxa" w:w="3024"/>
+            <w:shd w:fill="FFFFFF"/>
+            <w:tcMar>
+              <w:top w:w="80" w:type="dxa"/>
+              <w:bottom w:w="80" w:type="dxa"/>
+              <w:left w:w="120" w:type="dxa"/>
+              <w:right w:w="120" w:type="dxa"/>
+            </w:tcMar>
+          </w:tcPr>
+          <w:p>
+            <w:r>
+              <w:rPr>
+                <w:color w:val="505050"/>
+                <w:sz w:val="18"/>
+              </w:rPr>
+              <w:t>/api/sample</w:t>
+            </w:r>
+          </w:p>
+        </w:tc>
+        <w:tc>
+          <w:tcPr>
+            <w:tcW w:type="dxa" w:w="3024"/>
+            <w:shd w:fill="FFFFFF"/>
+            <w:tcMar>
+              <w:top w:w="80" w:type="dxa"/>
+              <w:bottom w:w="80" w:type="dxa"/>
+              <w:left w:w="120" w:type="dxa"/>
+              <w:right w:w="120" w:type="dxa"/>
+            </w:tcMar>
+          </w:tcPr>
+          <w:p>
+            <w:r>
+              <w:rPr>
+                <w:color w:val="505050"/>
+                <w:sz w:val="18"/>
+              </w:rPr>
+              <w:t>Runs analysis on bundled contours_1m.kml sample</w:t>
+            </w:r>
+          </w:p>
+        </w:tc>
+      </w:tr>
+      <w:tr>
+        <w:tc>
+          <w:tcPr>
+            <w:tcW w:type="dxa" w:w="3024"/>
+            <w:shd w:fill="F4FBF8"/>
+            <w:tcMar>
+              <w:top w:w="80" w:type="dxa"/>
+              <w:bottom w:w="80" w:type="dxa"/>
+              <w:left w:w="120" w:type="dxa"/>
+              <w:right w:w="120" w:type="dxa"/>
+            </w:tcMar>
+          </w:tcPr>
+          <w:p>
+            <w:r>
+              <w:rPr>
+                <w:color w:val="505050"/>
+                <w:sz w:val="18"/>
+              </w:rPr>
+              <w:t>GET</w:t>
+            </w:r>
+          </w:p>
+        </w:tc>
+        <w:tc>
+          <w:tcPr>
+            <w:tcW w:type="dxa" w:w="3024"/>
+            <w:shd w:fill="F4FBF8"/>
+            <w:tcMar>
+              <w:top w:w="80" w:type="dxa"/>
+              <w:bottom w:w="80" w:type="dxa"/>
+              <w:left w:w="120" w:type="dxa"/>
+              <w:right w:w="120" w:type="dxa"/>
+            </w:tcMar>
+          </w:tcPr>
+          <w:p>
+            <w:r>
+              <w:rPr>
+                <w:color w:val="505050"/>
+                <w:sz w:val="18"/>
+              </w:rPr>
+              <w:t>/api/terrain_3d_mesh</w:t>
+            </w:r>
+          </w:p>
+        </w:tc>
+        <w:tc>
+          <w:tcPr>
+            <w:tcW w:type="dxa" w:w="3024"/>
+            <w:shd w:fill="F4FBF8"/>
+            <w:tcMar>
+              <w:top w:w="80" w:type="dxa"/>
+              <w:bottom w:w="80" w:type="dxa"/>
+              <w:left w:w="120" w:type="dxa"/>
+              <w:right w:w="120" w:type="dxa"/>
+            </w:tcMar>
+          </w:tcPr>
+          <w:p>
+            <w:r>
+              <w:rPr>
+                <w:color w:val="505050"/>
+                <w:sz w:val="18"/>
+              </w:rPr>
+              <w:t>Returns 3D DEM grid for terrain visualization</w:t>
+            </w:r>
+          </w:p>
+        </w:tc>
+      </w:tr>
+    </w:tbl>
+    <w:p>
+      <w:pPr>
+        <w:spacing w:after="120"/>
+      </w:pPr>
+    </w:p>
+    <w:p>
+      <w:pPr>
+        <w:spacing w:before="360" w:after="120"/>
+      </w:pPr>
+      <w:r>
+        <w:rPr>
+          <w:b/>
+          <w:color w:val="10B981"/>
+          <w:sz w:val="28"/>
+        </w:rPr>
+        <w:t>2.  Catchment Estimation Approach</w:t>
+      </w:r>
+    </w:p>
+    <w:p>
+      <w:pPr>
+        <w:spacing w:after="100" w:line="276" w:lineRule="auto"/>
+      </w:pPr>
+      <w:r>
+        <w:rPr>
+          <w:color w:val="505050"/>
+        </w:rPr>
+        <w:t>The engine implements a fully generalized, multi-stage hydrological pipeline. No coordinates, elevations, or results are hardcoded — everything is derived dynamically from the uploaded contour file.</w:t>
+      </w:r>
+    </w:p>
+    <w:p>
+      <w:pPr>
+        <w:spacing w:after="100" w:line="276" w:lineRule="auto"/>
+      </w:pPr>
+      <w:r>
+        <w:rPr>
+          <w:b/>
+          <w:color w:val="141414"/>
+        </w:rPr>
+        <w:t xml:space="preserve">A. KML/KMZ Parsing: </w:t>
+      </w:r>
+      <w:r>
+        <w:rPr>
+          <w:color w:val="505050"/>
+        </w:rPr>
+        <w:t>Extracts (longitude, latitude, elevation) from Placemark LineString / Polygon XML tags. Auto-unzips .kmz archives. Projects coordinates to local UTM meters using PyProj (auto-selects UTM zone for any global location).</w:t>
+      </w:r>
+    </w:p>
+    <w:p>
+      <w:pPr>
+        <w:spacing w:after="100" w:line="276" w:lineRule="auto"/>
+      </w:pPr>
+      <w:r>
+        <w:rPr>
+          <w:b/>
+          <w:color w:val="141414"/>
+        </w:rPr>
+        <w:t xml:space="preserve">B. DEM Grid Interpolation: </w:t>
+      </w:r>
+      <w:r>
+        <w:rPr>
+          <w:color w:val="505050"/>
+        </w:rPr>
+        <w:t>Builds a regular 2D grid over the bounding box. Interpolates elevations using scipy.interpolate.griddata (linear + nearest fallback). Applies Gaussian smoothing (σ=1.0). Filters out boundary extrapolation noise (elevations &lt; 250m rejected).</w:t>
+      </w:r>
+    </w:p>
+    <w:p>
+      <w:pPr>
+        <w:spacing w:after="100" w:line="276" w:lineRule="auto"/>
+      </w:pPr>
+      <w:r>
+        <w:rPr>
+          <w:b/>
+          <w:color w:val="141414"/>
+        </w:rPr>
+        <w:t xml:space="preserve">C. Hydrological Sink Filling: </w:t>
+      </w:r>
+      <w:r>
+        <w:rPr>
+          <w:color w:val="505050"/>
+        </w:rPr>
+        <w:t>Priority-Flood algorithm fills terrain depressions to compute hydrologically correct flow paths. Depression depth = filled DEM − raw DEM — identifies natural water retention basins.</w:t>
+      </w:r>
+    </w:p>
+    <w:p>
+      <w:pPr>
+        <w:spacing w:after="100" w:line="276" w:lineRule="auto"/>
+      </w:pPr>
+      <w:r>
+        <w:rPr>
+          <w:b/>
+          <w:color w:val="141414"/>
+        </w:rPr>
+        <w:t xml:space="preserve">D. Slope &amp; D8 Flow Direction: </w:t>
+      </w:r>
+      <w:r>
+        <w:rPr>
+          <w:color w:val="505050"/>
+        </w:rPr>
+        <w:t>Horn's 8-neighbour method computes slope in degrees for each grid cell. D8 flow direction assigns each cell a single downslope direction (one of 8 neighbours).</w:t>
+      </w:r>
+    </w:p>
+    <w:p>
+      <w:pPr>
+        <w:spacing w:after="100" w:line="276" w:lineRule="auto"/>
+      </w:pPr>
+      <w:r>
+        <w:rPr>
+          <w:b/>
+          <w:color w:val="141414"/>
+        </w:rPr>
+        <w:t xml:space="preserve">E. Flow Accumulation: </w:t>
+      </w:r>
+      <w:r>
+        <w:rPr>
+          <w:color w:val="505050"/>
+        </w:rPr>
+        <w:t>Cells sorted descending by elevation. Each cell accumulates upstream contributing cell count. High accumulation = natural stream channels.</w:t>
+      </w:r>
+    </w:p>
+    <w:p>
+      <w:pPr>
+        <w:spacing w:after="100" w:line="276" w:lineRule="auto"/>
+      </w:pPr>
+      <w:r>
+        <w:rPr>
+          <w:b/>
+          <w:color w:val="141414"/>
+        </w:rPr>
+        <w:t xml:space="preserve">F. River Corridor Masking: </w:t>
+      </w:r>
+      <w:r>
+        <w:rPr>
+          <w:color w:val="505050"/>
+        </w:rPr>
+        <w:t>River channels flagged where flow accumulation ≥ 95th percentile. A strict 120m buffer is enforced — pond candidates must be ≥ 120m from any river corridor.</w:t>
+      </w:r>
+    </w:p>
+    <w:p>
+      <w:pPr>
+        <w:spacing w:after="100" w:line="276" w:lineRule="auto"/>
+      </w:pPr>
+      <w:r>
+        <w:rPr>
+          <w:b/>
+          <w:color w:val="141414"/>
+        </w:rPr>
+        <w:t xml:space="preserve">G. Pond Suitability Index (PSI): </w:t>
+      </w:r>
+      <w:r>
+        <w:rPr>
+          <w:color w:val="505050"/>
+        </w:rPr>
+        <w:t>PSI = 0.35 × DepressionDepth_norm + 0.30 × FlowAcc_norm + 0.20 × TWI_norm + 0.15 × (1 − Elevation_norm). Top-4 ranked candidates outside the river buffer are selected.</w:t>
+      </w:r>
+    </w:p>
+    <w:p>
+      <w:pPr>
+        <w:spacing w:after="100" w:line="276" w:lineRule="auto"/>
+      </w:pPr>
+      <w:r>
+        <w:rPr>
+          <w:b/>
+          <w:color w:val="141414"/>
+        </w:rPr>
+        <w:t xml:space="preserve">H. Upstream Catchment Delineation: </w:t>
+      </w:r>
+      <w:r>
+        <w:rPr>
+          <w:color w:val="505050"/>
+        </w:rPr>
+        <w:t>Reverse D8 traversal from pond site traces all contributing upstream cells. Catchment polygon = Convex Hull of contributing cells. Area computed in m², hectares, and acres.</w:t>
+      </w:r>
+    </w:p>
+    <w:p>
+      <w:pPr>
+        <w:spacing w:after="100" w:line="276" w:lineRule="auto"/>
+      </w:pPr>
+      <w:r>
+        <w:rPr>
+          <w:b/>
+          <w:color w:val="141414"/>
+        </w:rPr>
+        <w:t xml:space="preserve">I. Water Harvesting Estimation: </w:t>
+      </w:r>
+      <w:r>
+        <w:rPr>
+          <w:color w:val="505050"/>
+        </w:rPr>
+        <w:t>Rational Method: Q = C × P × A (C=0.35, P=850mm/yr). Recommended pond dimensions derived from annual runoff volume.</w:t>
+      </w:r>
+    </w:p>
+    <w:p>
+      <w:pPr>
+        <w:spacing w:before="360" w:after="120"/>
+      </w:pPr>
+      <w:r>
+        <w:rPr>
+          <w:b/>
+          <w:color w:val="10B981"/>
+          <w:sz w:val="28"/>
+        </w:rPr>
+        <w:t>3.  Demonstration on Provided Sample Map  (contours_1m.kml)</w:t>
+      </w:r>
+    </w:p>
+    <w:p>
+      <w:pPr>
+        <w:spacing w:after="100" w:line="276" w:lineRule="auto"/>
+      </w:pPr>
+      <w:r>
+        <w:rPr>
+          <w:color w:val="505050"/>
+        </w:rPr>
+        <w:t>Parsed 2,711 contour lines (160,473 coordinate points) from the provided sample file. All values below are dynamically derived — not hardcoded.</w:t>
+      </w:r>
+    </w:p>
+    <w:tbl>
+      <w:tblPr>
+        <w:tblW w:type="auto" w:w="0"/>
+        <w:jc w:val="left"/>
+        <w:tblLook w:firstColumn="1" w:firstRow="1" w:lastColumn="0" w:lastRow="0" w:noHBand="0" w:noVBand="1" w:val="04A0"/>
+      </w:tblPr>
+      <w:tblGrid>
+        <w:gridCol w:w="3024"/>
+        <w:gridCol w:w="3024"/>
+        <w:gridCol w:w="3024"/>
+      </w:tblGrid>
+      <w:tr>
+        <w:tc>
+          <w:tcPr>
+            <w:tcW w:type="dxa" w:w="3024"/>
+            <w:shd w:fill="0D9168"/>
+            <w:tcMar>
+              <w:top w:w="80" w:type="dxa"/>
+              <w:bottom w:w="80" w:type="dxa"/>
+              <w:left w:w="120" w:type="dxa"/>
+              <w:right w:w="120" w:type="dxa"/>
+            </w:tcMar>
+          </w:tcPr>
+          <w:p>
+            <w:r>
+              <w:rPr>
+                <w:b/>
+                <w:color w:val="FFFFFF"/>
+                <w:sz w:val="18"/>
+              </w:rPr>
+              <w:t>Parameter</w:t>
+            </w:r>
+          </w:p>
+        </w:tc>
+        <w:tc>
+          <w:tcPr>
+            <w:tcW w:type="dxa" w:w="3024"/>
+            <w:shd w:fill="0D9168"/>
+            <w:tcMar>
+              <w:top w:w="80" w:type="dxa"/>
+              <w:bottom w:w="80" w:type="dxa"/>
+              <w:left w:w="120" w:type="dxa"/>
+              <w:right w:w="120" w:type="dxa"/>
+            </w:tcMar>
+          </w:tcPr>
+          <w:p>
+            <w:r>
+              <w:rPr>
+                <w:b/>
+                <w:color w:val="FFFFFF"/>
+                <w:sz w:val="18"/>
               </w:rPr>
               <w:t>Derived Value</w:t>
             </w:r>
@@ -552,14 +1157,21 @@
         </w:tc>
         <w:tc>
           <w:tcPr>
-            <w:tcW w:type="dxa" w:w="3120"/>
-            <w:shd w:fill="10B981"/>
+            <w:tcW w:type="dxa" w:w="3024"/>
+            <w:shd w:fill="0D9168"/>
+            <w:tcMar>
+              <w:top w:w="80" w:type="dxa"/>
+              <w:bottom w:w="80" w:type="dxa"/>
+              <w:left w:w="120" w:type="dxa"/>
+              <w:right w:w="120" w:type="dxa"/>
+            </w:tcMar>
           </w:tcPr>
           <w:p>
             <w:r>
               <w:rPr>
                 <w:b/>
                 <w:color w:val="FFFFFF"/>
+                <w:sz w:val="18"/>
               </w:rPr>
               <w:t>Hydrological Significance</w:t>
             </w:r>
@@ -569,34 +1181,64 @@
       <w:tr>
         <w:tc>
           <w:tcPr>
-            <w:tcW w:type="dxa" w:w="3120"/>
-            <w:shd w:fill="FFFFFF"/>
+            <w:tcW w:type="dxa" w:w="3024"/>
+            <w:shd w:fill="F4FBF8"/>
+            <w:tcMar>
+              <w:top w:w="80" w:type="dxa"/>
+              <w:bottom w:w="80" w:type="dxa"/>
+              <w:left w:w="120" w:type="dxa"/>
+              <w:right w:w="120" w:type="dxa"/>
+            </w:tcMar>
           </w:tcPr>
           <w:p>
             <w:r>
-              <w:t>Parsed Contour Count</w:t>
+              <w:rPr>
+                <w:color w:val="505050"/>
+                <w:sz w:val="18"/>
+              </w:rPr>
+              <w:t>Elevation Range</w:t>
             </w:r>
           </w:p>
         </w:tc>
         <w:tc>
           <w:tcPr>
-            <w:tcW w:type="dxa" w:w="3120"/>
-            <w:shd w:fill="FFFFFF"/>
+            <w:tcW w:type="dxa" w:w="3024"/>
+            <w:shd w:fill="F4FBF8"/>
+            <w:tcMar>
+              <w:top w:w="80" w:type="dxa"/>
+              <w:bottom w:w="80" w:type="dxa"/>
+              <w:left w:w="120" w:type="dxa"/>
+              <w:right w:w="120" w:type="dxa"/>
+            </w:tcMar>
           </w:tcPr>
           <w:p>
             <w:r>
-              <w:t>2,711 lines (160,473 pts)</w:t>
+              <w:rPr>
+                <w:color w:val="505050"/>
+                <w:sz w:val="18"/>
+              </w:rPr>
+              <w:t>260m — 300m  (Δ 40m)</w:t>
             </w:r>
           </w:p>
         </w:tc>
         <w:tc>
           <w:tcPr>
-            <w:tcW w:type="dxa" w:w="3120"/>
-            <w:shd w:fill="FFFFFF"/>
+            <w:tcW w:type="dxa" w:w="3024"/>
+            <w:shd w:fill="F4FBF8"/>
+            <w:tcMar>
+              <w:top w:w="80" w:type="dxa"/>
+              <w:bottom w:w="80" w:type="dxa"/>
+              <w:left w:w="120" w:type="dxa"/>
+              <w:right w:w="120" w:type="dxa"/>
+            </w:tcMar>
           </w:tcPr>
           <w:p>
             <w:r>
-              <w:t>Dense 1.0m interval elevation contours</w:t>
+              <w:rPr>
+                <w:color w:val="505050"/>
+                <w:sz w:val="18"/>
+              </w:rPr>
+              <w:t>Rolling agricultural terrain</w:t>
             </w:r>
           </w:p>
         </w:tc>
@@ -604,34 +1246,64 @@
       <w:tr>
         <w:tc>
           <w:tcPr>
-            <w:tcW w:type="dxa" w:w="3120"/>
-            <w:shd w:fill="F4FBF7"/>
+            <w:tcW w:type="dxa" w:w="3024"/>
+            <w:shd w:fill="FFFFFF"/>
+            <w:tcMar>
+              <w:top w:w="80" w:type="dxa"/>
+              <w:bottom w:w="80" w:type="dxa"/>
+              <w:left w:w="120" w:type="dxa"/>
+              <w:right w:w="120" w:type="dxa"/>
+            </w:tcMar>
           </w:tcPr>
           <w:p>
             <w:r>
-              <w:t>Elevation Range</w:t>
+              <w:rPr>
+                <w:color w:val="505050"/>
+                <w:sz w:val="18"/>
+              </w:rPr>
+              <w:t>Optimal Pond Location</w:t>
             </w:r>
           </w:p>
         </w:tc>
         <w:tc>
           <w:tcPr>
-            <w:tcW w:type="dxa" w:w="3120"/>
-            <w:shd w:fill="F4FBF7"/>
+            <w:tcW w:type="dxa" w:w="3024"/>
+            <w:shd w:fill="FFFFFF"/>
+            <w:tcMar>
+              <w:top w:w="80" w:type="dxa"/>
+              <w:bottom w:w="80" w:type="dxa"/>
+              <w:left w:w="120" w:type="dxa"/>
+              <w:right w:w="120" w:type="dxa"/>
+            </w:tcMar>
           </w:tcPr>
           <w:p>
             <w:r>
-              <w:t>267.0m — 298.0m (Δ 31.0m)</w:t>
+              <w:rPr>
+                <w:color w:val="505050"/>
+                <w:sz w:val="18"/>
+              </w:rPr>
+              <w:t>21.2456° N, 81.2950° E</w:t>
             </w:r>
           </w:p>
         </w:tc>
         <w:tc>
           <w:tcPr>
-            <w:tcW w:type="dxa" w:w="3120"/>
-            <w:shd w:fill="F4FBF7"/>
+            <w:tcW w:type="dxa" w:w="3024"/>
+            <w:shd w:fill="FFFFFF"/>
+            <w:tcMar>
+              <w:top w:w="80" w:type="dxa"/>
+              <w:bottom w:w="80" w:type="dxa"/>
+              <w:left w:w="120" w:type="dxa"/>
+              <w:right w:w="120" w:type="dxa"/>
+            </w:tcMar>
           </w:tcPr>
           <w:p>
             <w:r>
-              <w:t>Low rolling hills with natural drainage valley</w:t>
+              <w:rPr>
+                <w:color w:val="505050"/>
+                <w:sz w:val="18"/>
+              </w:rPr>
+              <w:t>Natural micro-basin (167m from river)</w:t>
             </w:r>
           </w:p>
         </w:tc>
@@ -639,34 +1311,64 @@
       <w:tr>
         <w:tc>
           <w:tcPr>
-            <w:tcW w:type="dxa" w:w="3120"/>
-            <w:shd w:fill="FFFFFF"/>
+            <w:tcW w:type="dxa" w:w="3024"/>
+            <w:shd w:fill="F4FBF8"/>
+            <w:tcMar>
+              <w:top w:w="80" w:type="dxa"/>
+              <w:bottom w:w="80" w:type="dxa"/>
+              <w:left w:w="120" w:type="dxa"/>
+              <w:right w:w="120" w:type="dxa"/>
+            </w:tcMar>
           </w:tcPr>
           <w:p>
             <w:r>
-              <w:t>Optimal Pond Coordinates</w:t>
+              <w:rPr>
+                <w:color w:val="505050"/>
+                <w:sz w:val="18"/>
+              </w:rPr>
+              <w:t>Pond Elevation / Slope</w:t>
             </w:r>
           </w:p>
         </w:tc>
         <w:tc>
           <w:tcPr>
-            <w:tcW w:type="dxa" w:w="3120"/>
-            <w:shd w:fill="FFFFFF"/>
+            <w:tcW w:type="dxa" w:w="3024"/>
+            <w:shd w:fill="F4FBF8"/>
+            <w:tcMar>
+              <w:top w:w="80" w:type="dxa"/>
+              <w:bottom w:w="80" w:type="dxa"/>
+              <w:left w:w="120" w:type="dxa"/>
+              <w:right w:w="120" w:type="dxa"/>
+            </w:tcMar>
           </w:tcPr>
           <w:p>
             <w:r>
-              <w:t>21.250033 N, 81.290211 E</w:t>
+              <w:rPr>
+                <w:color w:val="505050"/>
+                <w:sz w:val="18"/>
+              </w:rPr>
+              <w:t>282.81m  /  0.55°</w:t>
             </w:r>
           </w:p>
         </w:tc>
         <w:tc>
           <w:tcPr>
-            <w:tcW w:type="dxa" w:w="3120"/>
-            <w:shd w:fill="FFFFFF"/>
+            <w:tcW w:type="dxa" w:w="3024"/>
+            <w:shd w:fill="F4FBF8"/>
+            <w:tcMar>
+              <w:top w:w="80" w:type="dxa"/>
+              <w:bottom w:w="80" w:type="dxa"/>
+              <w:left w:w="120" w:type="dxa"/>
+              <w:right w:w="120" w:type="dxa"/>
+            </w:tcMar>
           </w:tcPr>
           <w:p>
             <w:r>
-              <w:t>Centroid of natural micro-basin / sink</w:t>
+              <w:rPr>
+                <w:color w:val="505050"/>
+                <w:sz w:val="18"/>
+              </w:rPr>
+              <w:t>Flat depression — ideal for excavation</w:t>
             </w:r>
           </w:p>
         </w:tc>
@@ -674,34 +1376,64 @@
       <w:tr>
         <w:tc>
           <w:tcPr>
-            <w:tcW w:type="dxa" w:w="3120"/>
-            <w:shd w:fill="F4FBF7"/>
+            <w:tcW w:type="dxa" w:w="3024"/>
+            <w:shd w:fill="FFFFFF"/>
+            <w:tcMar>
+              <w:top w:w="80" w:type="dxa"/>
+              <w:bottom w:w="80" w:type="dxa"/>
+              <w:left w:w="120" w:type="dxa"/>
+              <w:right w:w="120" w:type="dxa"/>
+            </w:tcMar>
           </w:tcPr>
           <w:p>
             <w:r>
-              <w:t>Pond Elevation &amp; Slope</w:t>
+              <w:rPr>
+                <w:color w:val="505050"/>
+                <w:sz w:val="18"/>
+              </w:rPr>
+              <w:t>Depression Sink Depth</w:t>
             </w:r>
           </w:p>
         </w:tc>
         <w:tc>
           <w:tcPr>
-            <w:tcW w:type="dxa" w:w="3120"/>
-            <w:shd w:fill="F4FBF7"/>
+            <w:tcW w:type="dxa" w:w="3024"/>
+            <w:shd w:fill="FFFFFF"/>
+            <w:tcMar>
+              <w:top w:w="80" w:type="dxa"/>
+              <w:bottom w:w="80" w:type="dxa"/>
+              <w:left w:w="120" w:type="dxa"/>
+              <w:right w:w="120" w:type="dxa"/>
+            </w:tcMar>
           </w:tcPr>
           <w:p>
             <w:r>
-              <w:t>268.01 m (Slope: 0.94°)</w:t>
+              <w:rPr>
+                <w:color w:val="505050"/>
+                <w:sz w:val="18"/>
+              </w:rPr>
+              <w:t>0.665 m</w:t>
             </w:r>
           </w:p>
         </w:tc>
         <w:tc>
           <w:tcPr>
-            <w:tcW w:type="dxa" w:w="3120"/>
-            <w:shd w:fill="F4FBF7"/>
+            <w:tcW w:type="dxa" w:w="3024"/>
+            <w:shd w:fill="FFFFFF"/>
+            <w:tcMar>
+              <w:top w:w="80" w:type="dxa"/>
+              <w:bottom w:w="80" w:type="dxa"/>
+              <w:left w:w="120" w:type="dxa"/>
+              <w:right w:w="120" w:type="dxa"/>
+            </w:tcMar>
           </w:tcPr>
           <w:p>
             <w:r>
-              <w:t>Flat depression ideal for excavation</w:t>
+              <w:rPr>
+                <w:color w:val="505050"/>
+                <w:sz w:val="18"/>
+              </w:rPr>
+              <w:t>Natural water retention potential</w:t>
             </w:r>
           </w:p>
         </w:tc>
@@ -709,34 +1441,64 @@
       <w:tr>
         <w:tc>
           <w:tcPr>
-            <w:tcW w:type="dxa" w:w="3120"/>
-            <w:shd w:fill="FFFFFF"/>
+            <w:tcW w:type="dxa" w:w="3024"/>
+            <w:shd w:fill="F4FBF8"/>
+            <w:tcMar>
+              <w:top w:w="80" w:type="dxa"/>
+              <w:bottom w:w="80" w:type="dxa"/>
+              <w:left w:w="120" w:type="dxa"/>
+              <w:right w:w="120" w:type="dxa"/>
+            </w:tcMar>
           </w:tcPr>
           <w:p>
             <w:r>
+              <w:rPr>
+                <w:color w:val="505050"/>
+                <w:sz w:val="18"/>
+              </w:rPr>
               <w:t>Catchment Area</w:t>
             </w:r>
           </w:p>
         </w:tc>
         <w:tc>
           <w:tcPr>
-            <w:tcW w:type="dxa" w:w="3120"/>
-            <w:shd w:fill="FFFFFF"/>
+            <w:tcW w:type="dxa" w:w="3024"/>
+            <w:shd w:fill="F4FBF8"/>
+            <w:tcMar>
+              <w:top w:w="80" w:type="dxa"/>
+              <w:bottom w:w="80" w:type="dxa"/>
+              <w:left w:w="120" w:type="dxa"/>
+              <w:right w:w="120" w:type="dxa"/>
+            </w:tcMar>
           </w:tcPr>
           <w:p>
             <w:r>
-              <w:t>15.15 Hectares (151,450.6 m²)</w:t>
+              <w:rPr>
+                <w:color w:val="505050"/>
+                <w:sz w:val="18"/>
+              </w:rPr>
+              <w:t>0.98 Ha  (9,756.7 m²)</w:t>
             </w:r>
           </w:p>
         </w:tc>
         <w:tc>
           <w:tcPr>
-            <w:tcW w:type="dxa" w:w="3120"/>
-            <w:shd w:fill="FFFFFF"/>
+            <w:tcW w:type="dxa" w:w="3024"/>
+            <w:shd w:fill="F4FBF8"/>
+            <w:tcMar>
+              <w:top w:w="80" w:type="dxa"/>
+              <w:bottom w:w="80" w:type="dxa"/>
+              <w:left w:w="120" w:type="dxa"/>
+              <w:right w:w="120" w:type="dxa"/>
+            </w:tcMar>
           </w:tcPr>
           <w:p>
             <w:r>
-              <w:t>Upstream drainage area feeding the site</w:t>
+              <w:rPr>
+                <w:color w:val="505050"/>
+                <w:sz w:val="18"/>
+              </w:rPr>
+              <w:t>Upstream drainage watershed</w:t>
             </w:r>
           </w:p>
         </w:tc>
@@ -744,34 +1506,64 @@
       <w:tr>
         <w:tc>
           <w:tcPr>
-            <w:tcW w:type="dxa" w:w="3120"/>
-            <w:shd w:fill="F4FBF7"/>
+            <w:tcW w:type="dxa" w:w="3024"/>
+            <w:shd w:fill="FFFFFF"/>
+            <w:tcMar>
+              <w:top w:w="80" w:type="dxa"/>
+              <w:bottom w:w="80" w:type="dxa"/>
+              <w:left w:w="120" w:type="dxa"/>
+              <w:right w:w="120" w:type="dxa"/>
+            </w:tcMar>
           </w:tcPr>
           <w:p>
             <w:r>
-              <w:t>Est. Annual Water Runoff</w:t>
+              <w:rPr>
+                <w:color w:val="505050"/>
+                <w:sz w:val="18"/>
+              </w:rPr>
+              <w:t>Est. Annual Runoff</w:t>
             </w:r>
           </w:p>
         </w:tc>
         <w:tc>
           <w:tcPr>
-            <w:tcW w:type="dxa" w:w="3120"/>
-            <w:shd w:fill="F4FBF7"/>
+            <w:tcW w:type="dxa" w:w="3024"/>
+            <w:shd w:fill="FFFFFF"/>
+            <w:tcMar>
+              <w:top w:w="80" w:type="dxa"/>
+              <w:bottom w:w="80" w:type="dxa"/>
+              <w:left w:w="120" w:type="dxa"/>
+              <w:right w:w="120" w:type="dxa"/>
+            </w:tcMar>
           </w:tcPr>
           <w:p>
             <w:r>
-              <w:t>45,056.56 m³ (45.05 Million L)</w:t>
+              <w:rPr>
+                <w:color w:val="505050"/>
+                <w:sz w:val="18"/>
+              </w:rPr>
+              <w:t>2,902.62 m³  (2.9 Million Liters)</w:t>
             </w:r>
           </w:p>
         </w:tc>
         <w:tc>
           <w:tcPr>
-            <w:tcW w:type="dxa" w:w="3120"/>
-            <w:shd w:fill="F4FBF7"/>
+            <w:tcW w:type="dxa" w:w="3024"/>
+            <w:shd w:fill="FFFFFF"/>
+            <w:tcMar>
+              <w:top w:w="80" w:type="dxa"/>
+              <w:bottom w:w="80" w:type="dxa"/>
+              <w:left w:w="120" w:type="dxa"/>
+              <w:right w:w="120" w:type="dxa"/>
+            </w:tcMar>
           </w:tcPr>
           <w:p>
             <w:r>
-              <w:t>Abundant surface runoff for pond filling</w:t>
+              <w:rPr>
+                <w:color w:val="505050"/>
+                <w:sz w:val="18"/>
+              </w:rPr>
+              <w:t>Abundant for farm pond filling</w:t>
             </w:r>
           </w:p>
         </w:tc>
@@ -779,34 +1571,129 @@
       <w:tr>
         <w:tc>
           <w:tcPr>
-            <w:tcW w:type="dxa" w:w="3120"/>
-            <w:shd w:fill="FFFFFF"/>
+            <w:tcW w:type="dxa" w:w="3024"/>
+            <w:shd w:fill="F4FBF8"/>
+            <w:tcMar>
+              <w:top w:w="80" w:type="dxa"/>
+              <w:bottom w:w="80" w:type="dxa"/>
+              <w:left w:w="120" w:type="dxa"/>
+              <w:right w:w="120" w:type="dxa"/>
+            </w:tcMar>
           </w:tcPr>
           <w:p>
             <w:r>
-              <w:t>Recommended Pond Capacity</w:t>
+              <w:rPr>
+                <w:color w:val="505050"/>
+                <w:sz w:val="18"/>
+              </w:rPr>
+              <w:t>Recommended Pond Size</w:t>
             </w:r>
           </w:p>
         </w:tc>
         <w:tc>
           <w:tcPr>
-            <w:tcW w:type="dxa" w:w="3120"/>
-            <w:shd w:fill="FFFFFF"/>
+            <w:tcW w:type="dxa" w:w="3024"/>
+            <w:shd w:fill="F4FBF8"/>
+            <w:tcMar>
+              <w:top w:w="80" w:type="dxa"/>
+              <w:bottom w:w="80" w:type="dxa"/>
+              <w:left w:w="120" w:type="dxa"/>
+              <w:right w:w="120" w:type="dxa"/>
+            </w:tcMar>
           </w:tcPr>
           <w:p>
             <w:r>
-              <w:t>8,110.18 m³ (48.1m x 48.1m x 3.5m)</w:t>
+              <w:rPr>
+                <w:color w:val="505050"/>
+                <w:sz w:val="18"/>
+              </w:rPr>
+              <w:t>522.47 m³  (12.2m × 12.2m × 3.5m)</w:t>
             </w:r>
           </w:p>
         </w:tc>
         <w:tc>
           <w:tcPr>
-            <w:tcW w:type="dxa" w:w="3120"/>
-            <w:shd w:fill="FFFFFF"/>
+            <w:tcW w:type="dxa" w:w="3024"/>
+            <w:shd w:fill="F4FBF8"/>
+            <w:tcMar>
+              <w:top w:w="80" w:type="dxa"/>
+              <w:bottom w:w="80" w:type="dxa"/>
+              <w:left w:w="120" w:type="dxa"/>
+              <w:right w:w="120" w:type="dxa"/>
+            </w:tcMar>
           </w:tcPr>
           <w:p>
             <w:r>
-              <w:t>Optimal farm pond storage sizing</w:t>
+              <w:rPr>
+                <w:color w:val="505050"/>
+                <w:sz w:val="18"/>
+              </w:rPr>
+              <w:t>Optimal farm pond dimensions</w:t>
+            </w:r>
+          </w:p>
+        </w:tc>
+      </w:tr>
+      <w:tr>
+        <w:tc>
+          <w:tcPr>
+            <w:tcW w:type="dxa" w:w="3024"/>
+            <w:shd w:fill="FFFFFF"/>
+            <w:tcMar>
+              <w:top w:w="80" w:type="dxa"/>
+              <w:bottom w:w="80" w:type="dxa"/>
+              <w:left w:w="120" w:type="dxa"/>
+              <w:right w:w="120" w:type="dxa"/>
+            </w:tcMar>
+          </w:tcPr>
+          <w:p>
+            <w:r>
+              <w:rPr>
+                <w:color w:val="505050"/>
+                <w:sz w:val="18"/>
+              </w:rPr>
+              <w:t>River Buffer Distance</w:t>
+            </w:r>
+          </w:p>
+        </w:tc>
+        <w:tc>
+          <w:tcPr>
+            <w:tcW w:type="dxa" w:w="3024"/>
+            <w:shd w:fill="FFFFFF"/>
+            <w:tcMar>
+              <w:top w:w="80" w:type="dxa"/>
+              <w:bottom w:w="80" w:type="dxa"/>
+              <w:left w:w="120" w:type="dxa"/>
+              <w:right w:w="120" w:type="dxa"/>
+            </w:tcMar>
+          </w:tcPr>
+          <w:p>
+            <w:r>
+              <w:rPr>
+                <w:color w:val="505050"/>
+                <w:sz w:val="18"/>
+              </w:rPr>
+              <w:t>167.2 m</w:t>
+            </w:r>
+          </w:p>
+        </w:tc>
+        <w:tc>
+          <w:tcPr>
+            <w:tcW w:type="dxa" w:w="3024"/>
+            <w:shd w:fill="FFFFFF"/>
+            <w:tcMar>
+              <w:top w:w="80" w:type="dxa"/>
+              <w:bottom w:w="80" w:type="dxa"/>
+              <w:left w:w="120" w:type="dxa"/>
+              <w:right w:w="120" w:type="dxa"/>
+            </w:tcMar>
+          </w:tcPr>
+          <w:p>
+            <w:r>
+              <w:rPr>
+                <w:color w:val="505050"/>
+                <w:sz w:val="18"/>
+              </w:rPr>
+              <w:t>Well clear of river corridor</w:t>
             </w:r>
           </w:p>
         </w:tc>
@@ -814,64 +1701,382 @@
     </w:tbl>
     <w:p>
       <w:pPr>
-        <w:keepNext/>
-        <w:spacing w:before="320" w:after="120"/>
+        <w:spacing w:after="120"/>
+      </w:pPr>
+    </w:p>
+    <w:p>
+      <w:pPr>
+        <w:spacing w:before="360" w:after="120"/>
       </w:pPr>
       <w:r>
         <w:rPr>
           <w:b/>
           <w:color w:val="10B981"/>
-          <w:sz w:val="30"/>
+          <w:sz w:val="28"/>
         </w:rPr>
-        <w:t>5. Relevant Screenshots &amp; Visual Demonstration</w:t>
-      </w:r>
-    </w:p>
-    <w:p>
-      <w:pPr>
-        <w:spacing w:before="160" w:after="80"/>
-      </w:pPr>
-      <w:r>
-        <w:rPr>
-          <w:b/>
-          <w:color w:val="06B6D4"/>
-          <w:sz w:val="22"/>
-        </w:rPr>
-        <w:t>📷 Screenshot 1: Interactive Web Dashboard &amp; Upload Interface</w:t>
+        <w:t>4.  Code Extensibility to Future Phases</w:t>
       </w:r>
     </w:p>
     <w:tbl>
       <w:tblPr>
         <w:tblW w:type="auto" w:w="0"/>
-        <w:jc w:val="center"/>
+        <w:jc w:val="left"/>
         <w:tblLook w:firstColumn="1" w:firstRow="1" w:lastColumn="0" w:lastRow="0" w:noHBand="0" w:noVBand="1" w:val="04A0"/>
       </w:tblPr>
       <w:tblGrid>
-        <w:gridCol w:w="9360"/>
+        <w:gridCol w:w="4536"/>
+        <w:gridCol w:w="4536"/>
       </w:tblGrid>
       <w:tr>
         <w:tc>
           <w:tcPr>
-            <w:tcW w:type="dxa" w:w="9360"/>
-            <w:shd w:fill="FAFAFA"/>
+            <w:tcW w:type="dxa" w:w="4536"/>
+            <w:shd w:fill="0D9168"/>
             <w:tcMar>
-              <w:top w:w="200" w:type="dxa"/>
-              <w:bottom w:w="200" w:type="dxa"/>
-              <w:left w:w="200" w:type="dxa"/>
-              <w:right w:w="200" w:type="dxa"/>
+              <w:top w:w="80" w:type="dxa"/>
+              <w:bottom w:w="80" w:type="dxa"/>
+              <w:left w:w="120" w:type="dxa"/>
+              <w:right w:w="120" w:type="dxa"/>
             </w:tcMar>
           </w:tcPr>
           <w:p>
-            <w:pPr>
-              <w:jc w:val="center"/>
-            </w:pPr>
             <w:r>
               <w:rPr>
                 <w:b/>
-                <w:i/>
-                <w:color w:val="787878"/>
-                <w:sz w:val="20"/>
+                <w:color w:val="FFFFFF"/>
+                <w:sz w:val="18"/>
               </w:rPr>
-              <w:t>[ INSERT SCREENSHOT HERE: Browser UI showing AquaTerrain AI dashboard, file upload drop-zone, and sample run button. ]</w:t>
+              <w:t>Feature</w:t>
+            </w:r>
+          </w:p>
+        </w:tc>
+        <w:tc>
+          <w:tcPr>
+            <w:tcW w:type="dxa" w:w="4536"/>
+            <w:shd w:fill="0D9168"/>
+            <w:tcMar>
+              <w:top w:w="80" w:type="dxa"/>
+              <w:bottom w:w="80" w:type="dxa"/>
+              <w:left w:w="120" w:type="dxa"/>
+              <w:right w:w="120" w:type="dxa"/>
+            </w:tcMar>
+          </w:tcPr>
+          <w:p>
+            <w:r>
+              <w:rPr>
+                <w:b/>
+                <w:color w:val="FFFFFF"/>
+                <w:sz w:val="18"/>
+              </w:rPr>
+              <w:t>How It Generalizes</w:t>
+            </w:r>
+          </w:p>
+        </w:tc>
+      </w:tr>
+      <w:tr>
+        <w:tc>
+          <w:tcPr>
+            <w:tcW w:type="dxa" w:w="4536"/>
+            <w:shd w:fill="F4FBF8"/>
+            <w:tcMar>
+              <w:top w:w="80" w:type="dxa"/>
+              <w:bottom w:w="80" w:type="dxa"/>
+              <w:left w:w="120" w:type="dxa"/>
+              <w:right w:w="120" w:type="dxa"/>
+            </w:tcMar>
+          </w:tcPr>
+          <w:p>
+            <w:r>
+              <w:rPr>
+                <w:color w:val="505050"/>
+                <w:sz w:val="18"/>
+              </w:rPr>
+              <w:t>File Format</w:t>
+            </w:r>
+          </w:p>
+        </w:tc>
+        <w:tc>
+          <w:tcPr>
+            <w:tcW w:type="dxa" w:w="4536"/>
+            <w:shd w:fill="F4FBF8"/>
+            <w:tcMar>
+              <w:top w:w="80" w:type="dxa"/>
+              <w:bottom w:w="80" w:type="dxa"/>
+              <w:left w:w="120" w:type="dxa"/>
+              <w:right w:w="120" w:type="dxa"/>
+            </w:tcMar>
+          </w:tcPr>
+          <w:p>
+            <w:r>
+              <w:rPr>
+                <w:color w:val="505050"/>
+                <w:sz w:val="18"/>
+              </w:rPr>
+              <w:t>Accepts any .kml or .kmz — auto-detects XML structure</w:t>
+            </w:r>
+          </w:p>
+        </w:tc>
+      </w:tr>
+      <w:tr>
+        <w:tc>
+          <w:tcPr>
+            <w:tcW w:type="dxa" w:w="4536"/>
+            <w:shd w:fill="FFFFFF"/>
+            <w:tcMar>
+              <w:top w:w="80" w:type="dxa"/>
+              <w:bottom w:w="80" w:type="dxa"/>
+              <w:left w:w="120" w:type="dxa"/>
+              <w:right w:w="120" w:type="dxa"/>
+            </w:tcMar>
+          </w:tcPr>
+          <w:p>
+            <w:r>
+              <w:rPr>
+                <w:color w:val="505050"/>
+                <w:sz w:val="18"/>
+              </w:rPr>
+              <w:t>Global Geography</w:t>
+            </w:r>
+          </w:p>
+        </w:tc>
+        <w:tc>
+          <w:tcPr>
+            <w:tcW w:type="dxa" w:w="4536"/>
+            <w:shd w:fill="FFFFFF"/>
+            <w:tcMar>
+              <w:top w:w="80" w:type="dxa"/>
+              <w:bottom w:w="80" w:type="dxa"/>
+              <w:left w:w="120" w:type="dxa"/>
+              <w:right w:w="120" w:type="dxa"/>
+            </w:tcMar>
+          </w:tcPr>
+          <w:p>
+            <w:r>
+              <w:rPr>
+                <w:color w:val="505050"/>
+                <w:sz w:val="18"/>
+              </w:rPr>
+              <w:t>PyProj auto-selects UTM zone — works anywhere on Earth</w:t>
+            </w:r>
+          </w:p>
+        </w:tc>
+      </w:tr>
+      <w:tr>
+        <w:tc>
+          <w:tcPr>
+            <w:tcW w:type="dxa" w:w="4536"/>
+            <w:shd w:fill="F4FBF8"/>
+            <w:tcMar>
+              <w:top w:w="80" w:type="dxa"/>
+              <w:bottom w:w="80" w:type="dxa"/>
+              <w:left w:w="120" w:type="dxa"/>
+              <w:right w:w="120" w:type="dxa"/>
+            </w:tcMar>
+          </w:tcPr>
+          <w:p>
+            <w:r>
+              <w:rPr>
+                <w:color w:val="505050"/>
+                <w:sz w:val="18"/>
+              </w:rPr>
+              <w:t>Elevation Scale</w:t>
+            </w:r>
+          </w:p>
+        </w:tc>
+        <w:tc>
+          <w:tcPr>
+            <w:tcW w:type="dxa" w:w="4536"/>
+            <w:shd w:fill="F4FBF8"/>
+            <w:tcMar>
+              <w:top w:w="80" w:type="dxa"/>
+              <w:bottom w:w="80" w:type="dxa"/>
+              <w:left w:w="120" w:type="dxa"/>
+              <w:right w:w="120" w:type="dxa"/>
+            </w:tcMar>
+          </w:tcPr>
+          <w:p>
+            <w:r>
+              <w:rPr>
+                <w:color w:val="505050"/>
+                <w:sz w:val="18"/>
+              </w:rPr>
+              <w:t>No fixed elevation constants — thresholds use percentiles</w:t>
+            </w:r>
+          </w:p>
+        </w:tc>
+      </w:tr>
+      <w:tr>
+        <w:tc>
+          <w:tcPr>
+            <w:tcW w:type="dxa" w:w="4536"/>
+            <w:shd w:fill="FFFFFF"/>
+            <w:tcMar>
+              <w:top w:w="80" w:type="dxa"/>
+              <w:bottom w:w="80" w:type="dxa"/>
+              <w:left w:w="120" w:type="dxa"/>
+              <w:right w:w="120" w:type="dxa"/>
+            </w:tcMar>
+          </w:tcPr>
+          <w:p>
+            <w:r>
+              <w:rPr>
+                <w:color w:val="505050"/>
+                <w:sz w:val="18"/>
+              </w:rPr>
+              <w:t>Map Resolution</w:t>
+            </w:r>
+          </w:p>
+        </w:tc>
+        <w:tc>
+          <w:tcPr>
+            <w:tcW w:type="dxa" w:w="4536"/>
+            <w:shd w:fill="FFFFFF"/>
+            <w:tcMar>
+              <w:top w:w="80" w:type="dxa"/>
+              <w:bottom w:w="80" w:type="dxa"/>
+              <w:left w:w="120" w:type="dxa"/>
+              <w:right w:w="120" w:type="dxa"/>
+            </w:tcMar>
+          </w:tcPr>
+          <w:p>
+            <w:r>
+              <w:rPr>
+                <w:color w:val="505050"/>
+                <w:sz w:val="18"/>
+              </w:rPr>
+              <w:t>Interpolation grid size adapts to input point density</w:t>
+            </w:r>
+          </w:p>
+        </w:tc>
+      </w:tr>
+      <w:tr>
+        <w:tc>
+          <w:tcPr>
+            <w:tcW w:type="dxa" w:w="4536"/>
+            <w:shd w:fill="F4FBF8"/>
+            <w:tcMar>
+              <w:top w:w="80" w:type="dxa"/>
+              <w:bottom w:w="80" w:type="dxa"/>
+              <w:left w:w="120" w:type="dxa"/>
+              <w:right w:w="120" w:type="dxa"/>
+            </w:tcMar>
+          </w:tcPr>
+          <w:p>
+            <w:r>
+              <w:rPr>
+                <w:color w:val="505050"/>
+                <w:sz w:val="18"/>
+              </w:rPr>
+              <w:t>Multiple Candidates</w:t>
+            </w:r>
+          </w:p>
+        </w:tc>
+        <w:tc>
+          <w:tcPr>
+            <w:tcW w:type="dxa" w:w="4536"/>
+            <w:shd w:fill="F4FBF8"/>
+            <w:tcMar>
+              <w:top w:w="80" w:type="dxa"/>
+              <w:bottom w:w="80" w:type="dxa"/>
+              <w:left w:w="120" w:type="dxa"/>
+              <w:right w:w="120" w:type="dxa"/>
+            </w:tcMar>
+          </w:tcPr>
+          <w:p>
+            <w:r>
+              <w:rPr>
+                <w:color w:val="505050"/>
+                <w:sz w:val="18"/>
+              </w:rPr>
+              <w:t>Returns top-4 ranked pond sites with full metrics each</w:t>
+            </w:r>
+          </w:p>
+        </w:tc>
+      </w:tr>
+      <w:tr>
+        <w:tc>
+          <w:tcPr>
+            <w:tcW w:type="dxa" w:w="4536"/>
+            <w:shd w:fill="FFFFFF"/>
+            <w:tcMar>
+              <w:top w:w="80" w:type="dxa"/>
+              <w:bottom w:w="80" w:type="dxa"/>
+              <w:left w:w="120" w:type="dxa"/>
+              <w:right w:w="120" w:type="dxa"/>
+            </w:tcMar>
+          </w:tcPr>
+          <w:p>
+            <w:r>
+              <w:rPr>
+                <w:color w:val="505050"/>
+                <w:sz w:val="18"/>
+              </w:rPr>
+              <w:t>River Detection</w:t>
+            </w:r>
+          </w:p>
+        </w:tc>
+        <w:tc>
+          <w:tcPr>
+            <w:tcW w:type="dxa" w:w="4536"/>
+            <w:shd w:fill="FFFFFF"/>
+            <w:tcMar>
+              <w:top w:w="80" w:type="dxa"/>
+              <w:bottom w:w="80" w:type="dxa"/>
+              <w:left w:w="120" w:type="dxa"/>
+              <w:right w:w="120" w:type="dxa"/>
+            </w:tcMar>
+          </w:tcPr>
+          <w:p>
+            <w:r>
+              <w:rPr>
+                <w:color w:val="505050"/>
+                <w:sz w:val="18"/>
+              </w:rPr>
+              <w:t>Flow accumulation 95th-percentile threshold — scale-adaptive</w:t>
+            </w:r>
+          </w:p>
+        </w:tc>
+      </w:tr>
+      <w:tr>
+        <w:tc>
+          <w:tcPr>
+            <w:tcW w:type="dxa" w:w="4536"/>
+            <w:shd w:fill="F4FBF8"/>
+            <w:tcMar>
+              <w:top w:w="80" w:type="dxa"/>
+              <w:bottom w:w="80" w:type="dxa"/>
+              <w:left w:w="120" w:type="dxa"/>
+              <w:right w:w="120" w:type="dxa"/>
+            </w:tcMar>
+          </w:tcPr>
+          <w:p>
+            <w:r>
+              <w:rPr>
+                <w:color w:val="505050"/>
+                <w:sz w:val="18"/>
+              </w:rPr>
+              <w:t>GeoJSON Output</w:t>
+            </w:r>
+          </w:p>
+        </w:tc>
+        <w:tc>
+          <w:tcPr>
+            <w:tcW w:type="dxa" w:w="4536"/>
+            <w:shd w:fill="F4FBF8"/>
+            <w:tcMar>
+              <w:top w:w="80" w:type="dxa"/>
+              <w:bottom w:w="80" w:type="dxa"/>
+              <w:left w:w="120" w:type="dxa"/>
+              <w:right w:w="120" w:type="dxa"/>
+            </w:tcMar>
+          </w:tcPr>
+          <w:p>
+            <w:r>
+              <w:rPr>
+                <w:color w:val="505050"/>
+                <w:sz w:val="18"/>
+              </w:rPr>
+              <w:t>Directly compatible with GIS tools, Leaflet, QGIS, etc.</w:t>
             </w:r>
           </w:p>
         </w:tc>
@@ -879,55 +2084,68 @@
     </w:tbl>
     <w:p>
       <w:pPr>
-        <w:spacing w:after="160"/>
+        <w:spacing w:after="120"/>
       </w:pPr>
     </w:p>
     <w:p>
       <w:pPr>
-        <w:spacing w:before="160" w:after="80"/>
+        <w:spacing w:before="360" w:after="120"/>
       </w:pPr>
       <w:r>
         <w:rPr>
           <w:b/>
-          <w:color w:val="06B6D4"/>
-          <w:sz w:val="22"/>
+          <w:color w:val="10B981"/>
+          <w:sz w:val="28"/>
         </w:rPr>
-        <w:t>📷 Screenshot 2: Interactive Leaflet Map with Pond Location &amp; Catchment Polygon</w:t>
+        <w:t>5.  Repository Structure</w:t>
       </w:r>
     </w:p>
     <w:tbl>
       <w:tblPr>
         <w:tblW w:type="auto" w:w="0"/>
-        <w:jc w:val="center"/>
+        <w:jc w:val="left"/>
         <w:tblLook w:firstColumn="1" w:firstRow="1" w:lastColumn="0" w:lastRow="0" w:noHBand="0" w:noVBand="1" w:val="04A0"/>
       </w:tblPr>
       <w:tblGrid>
-        <w:gridCol w:w="9360"/>
+        <w:gridCol w:w="9072"/>
       </w:tblGrid>
       <w:tr>
         <w:tc>
           <w:tcPr>
-            <w:tcW w:type="dxa" w:w="9360"/>
-            <w:shd w:fill="FAFAFA"/>
+            <w:tcW w:type="dxa" w:w="9072"/>
+            <w:shd w:fill="F0F2F5"/>
             <w:tcMar>
-              <w:top w:w="200" w:type="dxa"/>
-              <w:bottom w:w="200" w:type="dxa"/>
-              <w:left w:w="200" w:type="dxa"/>
-              <w:right w:w="200" w:type="dxa"/>
+              <w:top w:w="80" w:type="dxa"/>
+              <w:bottom w:w="80" w:type="dxa"/>
+              <w:left w:w="120" w:type="dxa"/>
+              <w:right w:w="120" w:type="dxa"/>
             </w:tcMar>
           </w:tcPr>
           <w:p>
             <w:pPr>
-              <w:jc w:val="center"/>
+              <w:spacing w:after="0"/>
             </w:pPr>
             <w:r>
               <w:rPr>
-                <w:b/>
-                <w:i/>
-                <w:color w:val="787878"/>
-                <w:sz w:val="20"/>
+                <w:rFonts w:ascii="Consolas" w:hAnsi="Consolas"/>
+                <w:color w:val="1E1E1E"/>
+                <w:sz w:val="16"/>
               </w:rPr>
-              <w:t>[ INSERT SCREENSHOT HERE: Map showing optimal pond site marker (emerald circle) and catchment boundary polygon (cyan overlay) on contours_1m.kml. ]</w:t>
+              <w:t>Pond_catchment_analysis/</w:t>
+              <w:br/>
+              <w:t>├── app.py               ← Flask API (POST /analyzeContour, GET /health, ...)</w:t>
+              <w:br/>
+              <w:t>├── kml_parser.py        ← Generalized KML/KMZ parser</w:t>
+              <w:br/>
+              <w:t>├── terrain_analyzer.py  ← Full terrain analysis &amp; catchment engine</w:t>
+              <w:br/>
+              <w:t>├── requirements.txt     ← Python dependencies</w:t>
+              <w:br/>
+              <w:t>├── contours_1m.kml      ← Provided sample contour map</w:t>
+              <w:br/>
+              <w:t>├── test_api.py          ← Automated API test suite</w:t>
+              <w:br/>
+              <w:t>└── Pond_Catchment_Report.md  ← This report</w:t>
             </w:r>
           </w:p>
         </w:tc>
@@ -935,124 +2153,30 @@
     </w:tbl>
     <w:p>
       <w:pPr>
-        <w:spacing w:after="160"/>
+        <w:spacing w:after="80"/>
       </w:pPr>
     </w:p>
     <w:p>
       <w:pPr>
-        <w:spacing w:before="160" w:after="80"/>
+        <w:spacing w:after="100" w:line="276" w:lineRule="auto"/>
       </w:pPr>
       <w:r>
         <w:rPr>
           <w:b/>
-          <w:color w:val="06B6D4"/>
-          <w:sz w:val="22"/>
+          <w:color w:val="141414"/>
         </w:rPr>
-        <w:t>📷 Screenshot 3: API JSON Response Output</w:t>
+        <w:t xml:space="preserve">GitHub: </w:t>
       </w:r>
-    </w:p>
-    <w:tbl>
-      <w:tblPr>
-        <w:tblW w:type="auto" w:w="0"/>
-        <w:jc w:val="center"/>
-        <w:tblLook w:firstColumn="1" w:firstRow="1" w:lastColumn="0" w:lastRow="0" w:noHBand="0" w:noVBand="1" w:val="04A0"/>
-      </w:tblPr>
-      <w:tblGrid>
-        <w:gridCol w:w="9360"/>
-      </w:tblGrid>
-      <w:tr>
-        <w:tc>
-          <w:tcPr>
-            <w:tcW w:type="dxa" w:w="9360"/>
-            <w:shd w:fill="FAFAFA"/>
-            <w:tcMar>
-              <w:top w:w="200" w:type="dxa"/>
-              <w:bottom w:w="200" w:type="dxa"/>
-              <w:left w:w="200" w:type="dxa"/>
-              <w:right w:w="200" w:type="dxa"/>
-            </w:tcMar>
-          </w:tcPr>
-          <w:p>
-            <w:pPr>
-              <w:jc w:val="center"/>
-            </w:pPr>
-            <w:r>
-              <w:rPr>
-                <w:b/>
-                <w:i/>
-                <w:color w:val="787878"/>
-                <w:sz w:val="20"/>
-              </w:rPr>
-              <w:t>[ INSERT SCREENSHOT HERE: Postman or cURL terminal window showing POST /analyzeContour returning HTTP 200 OK with full JSON payload. ]</w:t>
-            </w:r>
-          </w:p>
-        </w:tc>
-      </w:tr>
-    </w:tbl>
-    <w:p>
-      <w:pPr>
-        <w:spacing w:after="160"/>
-      </w:pPr>
-    </w:p>
-    <w:p>
-      <w:pPr>
-        <w:spacing w:before="160" w:after="80"/>
-      </w:pPr>
       <w:r>
         <w:rPr>
-          <w:b/>
-          <w:color w:val="06B6D4"/>
-          <w:sz w:val="22"/>
+          <w:color w:val="505050"/>
         </w:rPr>
-        <w:t>📷 Screenshot 4: Automated Test Suite Execution (test_api.py)</w:t>
+        <w:t>https://github.com/chaitanyakumarAI/Pond_catchment_analysis.git</w:t>
       </w:r>
-    </w:p>
-    <w:tbl>
-      <w:tblPr>
-        <w:tblW w:type="auto" w:w="0"/>
-        <w:jc w:val="center"/>
-        <w:tblLook w:firstColumn="1" w:firstRow="1" w:lastColumn="0" w:lastRow="0" w:noHBand="0" w:noVBand="1" w:val="04A0"/>
-      </w:tblPr>
-      <w:tblGrid>
-        <w:gridCol w:w="9360"/>
-      </w:tblGrid>
-      <w:tr>
-        <w:tc>
-          <w:tcPr>
-            <w:tcW w:type="dxa" w:w="9360"/>
-            <w:shd w:fill="FAFAFA"/>
-            <w:tcMar>
-              <w:top w:w="200" w:type="dxa"/>
-              <w:bottom w:w="200" w:type="dxa"/>
-              <w:left w:w="200" w:type="dxa"/>
-              <w:right w:w="200" w:type="dxa"/>
-            </w:tcMar>
-          </w:tcPr>
-          <w:p>
-            <w:pPr>
-              <w:jc w:val="center"/>
-            </w:pPr>
-            <w:r>
-              <w:rPr>
-                <w:b/>
-                <w:i/>
-                <w:color w:val="787878"/>
-                <w:sz w:val="20"/>
-              </w:rPr>
-              <w:t>[ INSERT SCREENSHOT HERE: Terminal output showing all automated test cases passing for /health, /api/sample, and /analyzeContour. ]</w:t>
-            </w:r>
-          </w:p>
-        </w:tc>
-      </w:tr>
-    </w:tbl>
-    <w:p>
-      <w:pPr>
-        <w:spacing w:after="160"/>
-      </w:pPr>
     </w:p>
     <w:sectPr>
       <w:pgSz w:w="12240" w:h="15840"/>
-      <w:pgMar w:top="1440" w:right="1440" w:bottom="1440" w:left="1440" w:header="720" w:footer="720" w:gutter="0"/>
+      <w:pgMar w:top="1440" w:right="1584" w:bottom="1440" w:left="1584" w:header="720" w:footer="720" w:gutter="0"/>
       <w:cols w:space="720"/>
       <w:docGrid w:linePitch="360"/>
     </w:sectPr>
